--- a/pr-preview/pr-431/logistic-inference-handout-tracked-changes.docx
+++ b/pr-preview/pr-431/logistic-inference-handout-tracked-changes.docx
@@ -16,7 +16,7 @@
       </w:pPr>
       <w:del w:id="1" w:author="PR Preview" w:date="2026-01-01T00:00:00Z">
         <w:r>
-          <w:delText xml:space="preserve">Last modified: 2026-10-22 11:32:21 (PDT)</w:delText>
+          <w:delText xml:space="preserve">Last modified: 2026-10-22 13:24:46 (PDT)</w:delText>
         </w:r>
       </w:del>
     </w:p>
@@ -26,7 +26,7 @@
       </w:pPr>
       <w:ins w:id="2" w:author="PR Preview" w:date="2026-01-01T00:00:00Z">
         <w:r>
-          <w:t xml:space="preserve">Last modified: 2026-10-22 12:45:37 (PDT)</w:t>
+          <w:t xml:space="preserve">Last modified: 2026-10-22 13:58:27 (PDT)</w:t>
         </w:r>
       </w:ins>
     </w:p>
@@ -1099,12 +1099,29 @@
         <w:pStyle w:val="BodyText"/>
       </w:pPr>
       <w:bookmarkStart w:id="15" w:name="eq-deviance"/>
-      <w:r>
-        <w:t xml:space="preserve">$$
+      <w:del w:id="3" w:author="PR Preview" w:date="2026-01-01T00:00:00Z">
+        <w:r>
+          <w:delText xml:space="preserve">$$
     D\stackrel{\text{def}}{=}-2 \, {\ell\mathopen{}\left(\hat{\mathord{\smash[b]{\underset{\raise.3ex\hbox{$\scriptstyle\sim$}}{\beta}}\vphantom{\beta}}}\right)\mathclose{}}
     = -2 \sum_{i=1}^n\mathopen{}\left\{y_i\ln \hat\pi_i + \mathopen{}\left(1 - y_i\right)\mathclose{} {\ln\mathopen{}\left(1 - \hat\pi_i\right)\mathclose{}}\right\}\mathclose{},
+     \qquad(2)$$</w:delText>
+        </w:r>
+      </w:del>
+      <w:bookmarkEnd w:id="15"/>
+    </w:p>
+    <w:p>
+      <w:pPr>
+        <w:pStyle w:val="BodyText"/>
+      </w:pPr>
+      <w:bookmarkStart w:id="15" w:name="eq-deviance"/>
+      <w:ins w:id="4" w:author="PR Preview" w:date="2026-01-01T00:00:00Z">
+        <w:r>
+          <w:t xml:space="preserve">$$
+    \operatorname{dev}\stackrel{\text{def}}{=}-2 \, {\ell\mathopen{}\left(\hat{\mathord{\smash[b]{\underset{\raise.3ex\hbox{$\scriptstyle\sim$}}{\beta}}\vphantom{\beta}}}\right)\mathclose{}}
+    = -2 \sum_{i=1}^n\mathopen{}\left\{y_i\ln \hat\pi_i + \mathopen{}\left(1 - y_i\right)\mathclose{} {\ln\mathopen{}\left(1 - \hat\pi_i\right)\mathclose{}}\right\}\mathclose{},
      \qquad(2)$$</w:t>
-      </w:r>
+        </w:r>
+      </w:ins>
       <w:bookmarkEnd w:id="15"/>
     </w:p>
     <w:p>
@@ -1684,7 +1701,10 @@
       </w:r>
       <m:oMath>
         <m:r>
-          <m:t>D</m:t>
+          <m:rPr>
+            <m:sty m:val="p"/>
+          </m:rPr>
+          <m:t>dev</m:t>
         </m:r>
         <m:r>
           <m:rPr>
@@ -1809,7 +1829,10 @@
       </w:r>
       <m:oMath>
         <m:r>
-          <m:t>D</m:t>
+          <m:rPr>
+            <m:sty m:val="p"/>
+          </m:rPr>
+          <m:t>dev</m:t>
         </m:r>
       </m:oMath>
       <w:r>
@@ -1885,7 +1908,10 @@
           <m:sSub>
             <m:e>
               <m:r>
-                <m:t>D</m:t>
+                <m:rPr>
+                  <m:sty m:val="p"/>
+                </m:rPr>
+                <m:t>dev</m:t>
               </m:r>
             </m:e>
             <m:sub>
@@ -2186,7 +2212,10 @@
         <m:sSub>
           <m:e>
             <m:r>
-              <m:t>D</m:t>
+              <m:rPr>
+                <m:sty m:val="p"/>
+              </m:rPr>
+              <m:t>dev</m:t>
             </m:r>
           </m:e>
           <m:sub>
@@ -2444,7 +2473,10 @@
         <m:sSub>
           <m:e>
             <m:r>
-              <m:t>D</m:t>
+              <m:rPr>
+                <m:sty m:val="p"/>
+              </m:rPr>
+              <m:t>dev</m:t>
             </m:r>
           </m:e>
           <m:sub>
@@ -2633,7 +2665,10 @@
         <m:sSub>
           <m:e>
             <m:r>
-              <m:t>D</m:t>
+              <m:rPr>
+                <m:sty m:val="p"/>
+              </m:rPr>
+              <m:t>dev</m:t>
             </m:r>
           </m:e>
           <m:sub>
@@ -2671,7 +2706,10 @@
       </w:r>
       <m:oMath>
         <m:r>
-          <m:t>D</m:t>
+          <m:rPr>
+            <m:sty m:val="p"/>
+          </m:rPr>
+          <m:t>dev</m:t>
         </m:r>
       </m:oMath>
       <w:r>
@@ -2793,7 +2831,10 @@
           <m:sSub>
             <m:e>
               <m:r>
-                <m:t>D</m:t>
+                <m:rPr>
+                  <m:sty m:val="p"/>
+                </m:rPr>
+                <m:t>dev</m:t>
               </m:r>
             </m:e>
             <m:sub>
@@ -2809,7 +2850,10 @@
             <m:t>−</m:t>
           </m:r>
           <m:r>
-            <m:t>D</m:t>
+            <m:rPr>
+              <m:sty m:val="p"/>
+            </m:rPr>
+            <m:t>dev</m:t>
           </m:r>
           <m:r>
             <m:rPr>
@@ -3013,7 +3057,10 @@
           <m:t>−</m:t>
         </m:r>
         <m:r>
-          <m:t>D</m:t>
+          <m:rPr>
+            <m:sty m:val="p"/>
+          </m:rPr>
+          <m:t>dev</m:t>
         </m:r>
         <m:r>
           <m:rPr>
@@ -3088,7 +3135,10 @@
         <m:sSub>
           <m:e>
             <m:r>
-              <m:t>D</m:t>
+              <m:rPr>
+                <m:sty m:val="p"/>
+              </m:rPr>
+              <m:t>dev</m:t>
             </m:r>
           </m:e>
           <m:sub>
@@ -3153,7 +3203,10 @@
               <m:t>−</m:t>
             </m:r>
             <m:r>
-              <m:t>D</m:t>
+              <m:rPr>
+                <m:sty m:val="p"/>
+              </m:rPr>
+              <m:t>dev</m:t>
             </m:r>
             <m:r>
               <m:rPr>
@@ -3173,7 +3226,10 @@
             <m:sSub>
               <m:e>
                 <m:r>
-                  <m:t>D</m:t>
+                  <m:rPr>
+                    <m:sty m:val="p"/>
+                  </m:rPr>
+                  <m:t>dev</m:t>
                 </m:r>
               </m:e>
               <m:sub>
@@ -3205,7 +3261,10 @@
         <m:sSub>
           <m:e>
             <m:r>
-              <m:t>D</m:t>
+              <m:rPr>
+                <m:sty m:val="p"/>
+              </m:rPr>
+              <m:t>dev</m:t>
             </m:r>
           </m:e>
           <m:sub>
@@ -3221,7 +3280,10 @@
           <m:t>−</m:t>
         </m:r>
         <m:r>
-          <m:t>D</m:t>
+          <m:rPr>
+            <m:sty m:val="p"/>
+          </m:rPr>
+          <m:t>dev</m:t>
         </m:r>
       </m:oMath>
       <w:r>
@@ -3415,7 +3477,10 @@
         <m:sSub>
           <m:e>
             <m:r>
-              <m:t>D</m:t>
+              <m:rPr>
+                <m:sty m:val="p"/>
+              </m:rPr>
+              <m:t>dev</m:t>
             </m:r>
           </m:e>
           <m:sub>
@@ -3431,7 +3496,10 @@
           <m:t>−</m:t>
         </m:r>
         <m:r>
-          <m:t>D</m:t>
+          <m:rPr>
+            <m:sty m:val="p"/>
+          </m:rPr>
+          <m:t>dev</m:t>
         </m:r>
       </m:oMath>
       <w:r>
@@ -6723,11 +6791,27 @@
         <w:pStyle w:val="BodyText"/>
       </w:pPr>
       <w:bookmarkStart w:id="46" w:name="eq-saturated-deviance"/>
-      <w:r>
-        <w:t xml:space="preserve">$$
+      <w:del w:id="5" w:author="PR Preview" w:date="2026-01-01T00:00:00Z">
+        <w:r>
+          <w:delText xml:space="preserve">$$
     D_{\mathrm{sat}}= 2 \mathopen{}\left(\ell_{\mathrm{sat}}- {\ell\mathopen{}\left(\hat{\mathord{\smash[b]{\underset{\raise.3ex\hbox{$\scriptstyle\sim$}}{\beta}}\vphantom{\beta}}}\right)\mathclose{}}\right)\mathclose{}.
+     \qquad(5)$$</w:delText>
+        </w:r>
+      </w:del>
+      <w:bookmarkEnd w:id="46"/>
+    </w:p>
+    <w:p>
+      <w:pPr>
+        <w:pStyle w:val="BodyText"/>
+      </w:pPr>
+      <w:bookmarkStart w:id="46" w:name="eq-saturated-deviance"/>
+      <w:ins w:id="6" w:author="PR Preview" w:date="2026-01-01T00:00:00Z">
+        <w:r>
+          <w:t xml:space="preserve">$$
+    \operatorname{dev}_{\mathrm{sat}}= 2 \mathopen{}\left(\ell_{\mathrm{sat}}- {\ell\mathopen{}\left(\hat{\mathord{\smash[b]{\underset{\raise.3ex\hbox{$\scriptstyle\sim$}}{\beta}}\vphantom{\beta}}}\right)\mathclose{}}\right)\mathclose{}.
      \qquad(5)$$</w:t>
-      </w:r>
+        </w:r>
+      </w:ins>
       <w:bookmarkEnd w:id="46"/>
     </w:p>
     <w:bookmarkEnd w:id="47"/>
@@ -6807,7 +6891,10 @@
           <m:sSub>
             <m:e>
               <m:r>
-                <m:t>D</m:t>
+                <m:rPr>
+                  <m:sty m:val="p"/>
+                </m:rPr>
+                <m:t>dev</m:t>
               </m:r>
             </m:e>
             <m:sub>
@@ -7927,7 +8014,10 @@
         </m:oMathParaPr>
         <m:oMath>
           <m:r>
-            <m:t>D</m:t>
+            <m:rPr>
+              <m:sty m:val="p"/>
+            </m:rPr>
+            <m:t>dev</m:t>
           </m:r>
           <m:r>
             <m:rPr>
@@ -7938,7 +8028,10 @@
           <m:sSub>
             <m:e>
               <m:r>
-                <m:t>D</m:t>
+                <m:rPr>
+                  <m:sty m:val="p"/>
+                </m:rPr>
+                <m:t>dev</m:t>
               </m:r>
             </m:e>
             <m:sub>
@@ -8012,15 +8105,912 @@
       <w:pPr>
         <w:pStyle w:val="FirstParagraph"/>
       </w:pPr>
+      <w:del w:id="7" w:author="PR Preview" w:date="2026-01-01T00:00:00Z">
+        <w:r>
+          <w:rPr>
+            <w:i/>
+            <w:iCs/>
+          </w:rPr>
+          <w:delText xml:space="preserve">Proof</w:delText>
+        </w:r>
+      </w:del>
+      <w:del w:id="8" w:author="PR Preview" w:date="2026-01-01T00:00:00Z">
+        <w:r>
+          <w:delText xml:space="preserve">. </w:delText>
+        </w:r>
+      </w:del>
+      <w:hyperlink w:anchor="def-deviance">
+        <w:del w:id="9" w:author="PR Preview" w:date="2026-01-01T00:00:00Z">
+          <w:r>
+            <w:rPr>
+              <w:rStyle w:val="Hyperlink"/>
+            </w:rPr>
+            <w:delText xml:space="preserve">Definition 2</w:delText>
+          </w:r>
+        </w:del>
+      </w:hyperlink>
+      <w:del w:id="10" w:author="PR Preview" w:date="2026-01-01T00:00:00Z">
+        <w:r>
+          <w:delText xml:space="preserve"> </w:delText>
+        </w:r>
+      </w:del>
+      <w:del w:id="11" w:author="PR Preview" w:date="2026-01-01T00:00:00Z">
+        <w:r>
+          <w:delText xml:space="preserve">gives</w:delText>
+        </w:r>
+      </w:del>
+      <w:del w:id="12" w:author="PR Preview" w:date="2026-01-01T00:00:00Z">
+        <w:r>
+          <w:delText xml:space="preserve"> </w:delText>
+        </w:r>
+      </w:del>
+      <w:del w:id="13" w:author="PR Preview" w:date="2026-01-01T00:00:00Z">
+        <w:r>
+          <w:delText xml:space="preserve">$D= -2 {\ell\mathopen{}\left(\hat{\mathord{\smash[b]{\underset{\raise.3ex\hbox{$\scriptstyle\sim$}}{\beta}}\vphantom{\beta}}}\right)\mathclose{}}$</w:delText>
+        </w:r>
+      </w:del>
+      <w:del w:id="14" w:author="PR Preview" w:date="2026-01-01T00:00:00Z">
+        <w:r>
+          <w:delText xml:space="preserve">.</w:delText>
+        </w:r>
+      </w:del>
+      <w:del w:id="15" w:author="PR Preview" w:date="2026-01-01T00:00:00Z">
+        <w:r>
+          <w:delText xml:space="preserve"> </w:delText>
+        </w:r>
+      </w:del>
+      <w:del w:id="16" w:author="PR Preview" w:date="2026-01-01T00:00:00Z">
+        <w:r>
+          <w:delText xml:space="preserve">Distributing the</w:delText>
+        </w:r>
+      </w:del>
+      <w:del w:id="17" w:author="PR Preview" w:date="2026-01-01T00:00:00Z">
+        <w:r>
+          <w:delText xml:space="preserve"> </w:delText>
+        </w:r>
+      </w:del>
+      <m:oMath>
+        <m:r>
+          <m:t>2</m:t>
+        </m:r>
+      </m:oMath>
+      <w:del w:id="18" w:author="PR Preview" w:date="2026-01-01T00:00:00Z">
+        <w:r>
+          <w:delText xml:space="preserve"> </w:delText>
+        </w:r>
+      </w:del>
+      <w:del w:id="19" w:author="PR Preview" w:date="2026-01-01T00:00:00Z">
+        <w:r>
+          <w:delText xml:space="preserve">in</w:delText>
+        </w:r>
+      </w:del>
+      <w:del w:id="20" w:author="PR Preview" w:date="2026-01-01T00:00:00Z">
+        <w:r>
+          <w:delText xml:space="preserve"> </w:delText>
+        </w:r>
+      </w:del>
+      <w:hyperlink w:anchor="eq-saturated-deviance">
+        <w:del w:id="21" w:author="PR Preview" w:date="2026-01-01T00:00:00Z">
+          <w:r>
+            <w:rPr>
+              <w:rStyle w:val="Hyperlink"/>
+            </w:rPr>
+            <w:delText xml:space="preserve">Equation 5</w:delText>
+          </w:r>
+        </w:del>
+      </w:hyperlink>
+      <w:del w:id="22" w:author="PR Preview" w:date="2026-01-01T00:00:00Z">
+        <w:r>
+          <w:delText xml:space="preserve"> </w:delText>
+        </w:r>
+      </w:del>
+      <w:del w:id="23" w:author="PR Preview" w:date="2026-01-01T00:00:00Z">
+        <w:r>
+          <w:delText xml:space="preserve">gives</w:delText>
+        </w:r>
+      </w:del>
+      <w:del w:id="24" w:author="PR Preview" w:date="2026-01-01T00:00:00Z">
+        <w:r>
+          <w:delText xml:space="preserve"> </w:delText>
+        </w:r>
+      </w:del>
+      <w:del w:id="25" w:author="PR Preview" w:date="2026-01-01T00:00:00Z">
+        <w:r>
+          <w:delText xml:space="preserve">$D_{\mathrm{sat}}= 2 \ell_{\mathrm{sat}}- 2 {\ell\mathopen{}\left(\hat{\mathord{\smash[b]{\underset{\raise.3ex\hbox{$\scriptstyle\sim$}}{\beta}}\vphantom{\beta}}}\right)\mathclose{}}$</w:delText>
+        </w:r>
+      </w:del>
+      <w:del w:id="26" w:author="PR Preview" w:date="2026-01-01T00:00:00Z">
+        <w:r>
+          <w:delText xml:space="preserve">.</w:delText>
+        </w:r>
+      </w:del>
+      <w:del w:id="27" w:author="PR Preview" w:date="2026-01-01T00:00:00Z">
+        <w:r>
+          <w:delText xml:space="preserve"> </w:delText>
+        </w:r>
+      </w:del>
+      <w:del w:id="28" w:author="PR Preview" w:date="2026-01-01T00:00:00Z">
+        <w:r>
+          <w:delText xml:space="preserve">Substituting</w:delText>
+        </w:r>
+      </w:del>
+      <w:del w:id="29" w:author="PR Preview" w:date="2026-01-01T00:00:00Z">
+        <w:r>
+          <w:delText xml:space="preserve"> </w:delText>
+        </w:r>
+      </w:del>
+      <w:del w:id="30" w:author="PR Preview" w:date="2026-01-01T00:00:00Z">
+        <w:r>
+          <w:delText xml:space="preserve">$D= -2 {\ell\mathopen{}\left(\hat{\mathord{\smash[b]{\underset{\raise.3ex\hbox{$\scriptstyle\sim$}}{\beta}}\vphantom{\beta}}}\right)\mathclose{}}$</w:delText>
+        </w:r>
+      </w:del>
+      <w:del w:id="31" w:author="PR Preview" w:date="2026-01-01T00:00:00Z">
+        <w:r>
+          <w:delText xml:space="preserve"> </w:delText>
+        </w:r>
+      </w:del>
+      <w:del w:id="32" w:author="PR Preview" w:date="2026-01-01T00:00:00Z">
+        <w:r>
+          <w:delText xml:space="preserve">into this expression gives</w:delText>
+        </w:r>
+      </w:del>
+      <w:del w:id="33" w:author="PR Preview" w:date="2026-01-01T00:00:00Z">
+        <w:r>
+          <w:delText xml:space="preserve"> </w:delText>
+        </w:r>
+      </w:del>
+      <m:oMath>
+        <m:sSub>
+          <m:e>
+            <m:r>
+              <m:t>D</m:t>
+            </m:r>
+          </m:e>
+          <m:sub>
+            <m:r>
+              <m:rPr>
+                <m:sty m:val="p"/>
+              </m:rPr>
+              <m:t>s</m:t>
+            </m:r>
+            <m:r>
+              <m:rPr>
+                <m:sty m:val="p"/>
+              </m:rPr>
+              <m:t>a</m:t>
+            </m:r>
+            <m:r>
+              <m:rPr>
+                <m:sty m:val="p"/>
+              </m:rPr>
+              <m:t>t</m:t>
+            </m:r>
+          </m:sub>
+        </m:sSub>
+        <m:r>
+          <m:rPr>
+            <m:sty m:val="p"/>
+          </m:rPr>
+          <m:t>=</m:t>
+        </m:r>
+        <m:r>
+          <m:t>2</m:t>
+        </m:r>
+        <m:sSub>
+          <m:e>
+            <m:r>
+              <m:t>ℓ</m:t>
+            </m:r>
+          </m:e>
+          <m:sub>
+            <m:r>
+              <m:rPr>
+                <m:sty m:val="p"/>
+              </m:rPr>
+              <m:t>s</m:t>
+            </m:r>
+            <m:r>
+              <m:rPr>
+                <m:sty m:val="p"/>
+              </m:rPr>
+              <m:t>a</m:t>
+            </m:r>
+            <m:r>
+              <m:rPr>
+                <m:sty m:val="p"/>
+              </m:rPr>
+              <m:t>t</m:t>
+            </m:r>
+          </m:sub>
+        </m:sSub>
+        <m:r>
+          <m:rPr>
+            <m:sty m:val="p"/>
+          </m:rPr>
+          <m:t>+</m:t>
+        </m:r>
+        <m:r>
+          <m:t>D</m:t>
+        </m:r>
+      </m:oMath>
+      <w:del w:id="34" w:author="PR Preview" w:date="2026-01-01T00:00:00Z">
+        <w:r>
+          <w:delText xml:space="preserve">.</w:delText>
+        </w:r>
+      </w:del>
+      <w:del w:id="35" w:author="PR Preview" w:date="2026-01-01T00:00:00Z">
+        <w:r>
+          <w:delText xml:space="preserve"> </w:delText>
+        </w:r>
+      </w:del>
+      <w:del w:id="36" w:author="PR Preview" w:date="2026-01-01T00:00:00Z">
+        <w:r>
+          <w:delText xml:space="preserve">Subtracting</w:delText>
+        </w:r>
+      </w:del>
+      <w:del w:id="37" w:author="PR Preview" w:date="2026-01-01T00:00:00Z">
+        <w:r>
+          <w:delText xml:space="preserve"> </w:delText>
+        </w:r>
+      </w:del>
+      <m:oMath>
+        <m:r>
+          <m:t>2</m:t>
+        </m:r>
+        <m:sSub>
+          <m:e>
+            <m:r>
+              <m:t>ℓ</m:t>
+            </m:r>
+          </m:e>
+          <m:sub>
+            <m:r>
+              <m:rPr>
+                <m:sty m:val="p"/>
+              </m:rPr>
+              <m:t>s</m:t>
+            </m:r>
+            <m:r>
+              <m:rPr>
+                <m:sty m:val="p"/>
+              </m:rPr>
+              <m:t>a</m:t>
+            </m:r>
+            <m:r>
+              <m:rPr>
+                <m:sty m:val="p"/>
+              </m:rPr>
+              <m:t>t</m:t>
+            </m:r>
+          </m:sub>
+        </m:sSub>
+      </m:oMath>
+      <w:del w:id="38" w:author="PR Preview" w:date="2026-01-01T00:00:00Z">
+        <w:r>
+          <w:delText xml:space="preserve"> </w:delText>
+        </w:r>
+      </w:del>
+      <w:del w:id="39" w:author="PR Preview" w:date="2026-01-01T00:00:00Z">
+        <w:r>
+          <w:delText xml:space="preserve">from both sides gives the claim.</w:delText>
+        </w:r>
+      </w:del>
+    </w:p>
+    <w:p>
+      <w:pPr>
+        <w:pStyle w:val="FirstParagraph"/>
+      </w:pPr>
+      <w:ins w:id="40" w:author="PR Preview" w:date="2026-01-01T00:00:00Z">
+        <w:r>
+          <w:rPr>
+            <w:i/>
+            <w:iCs/>
+          </w:rPr>
+          <w:t xml:space="preserve">Proof</w:t>
+        </w:r>
+      </w:ins>
+      <w:ins w:id="41" w:author="PR Preview" w:date="2026-01-01T00:00:00Z">
+        <w:r>
+          <w:t xml:space="preserve">. </w:t>
+        </w:r>
+      </w:ins>
+      <w:hyperlink w:anchor="def-deviance">
+        <w:ins w:id="42" w:author="PR Preview" w:date="2026-01-01T00:00:00Z">
+          <w:r>
+            <w:rPr>
+              <w:rStyle w:val="Hyperlink"/>
+            </w:rPr>
+            <w:t xml:space="preserve">Definition 2</w:t>
+          </w:r>
+        </w:ins>
+      </w:hyperlink>
+      <w:ins w:id="43" w:author="PR Preview" w:date="2026-01-01T00:00:00Z">
+        <w:r>
+          <w:t xml:space="preserve"> </w:t>
+        </w:r>
+      </w:ins>
+      <w:ins w:id="44" w:author="PR Preview" w:date="2026-01-01T00:00:00Z">
+        <w:r>
+          <w:t xml:space="preserve">gives</w:t>
+        </w:r>
+      </w:ins>
+      <w:ins w:id="45" w:author="PR Preview" w:date="2026-01-01T00:00:00Z">
+        <w:r>
+          <w:t xml:space="preserve"> </w:t>
+        </w:r>
+      </w:ins>
+      <w:ins w:id="46" w:author="PR Preview" w:date="2026-01-01T00:00:00Z">
+        <w:r>
+          <w:t xml:space="preserve">$\operatorname{dev}= -2 {\ell\mathopen{}\left(\hat{\mathord{\smash[b]{\underset{\raise.3ex\hbox{$\scriptstyle\sim$}}{\beta}}\vphantom{\beta}}}\right)\mathclose{}}$</w:t>
+        </w:r>
+      </w:ins>
+      <w:ins w:id="47" w:author="PR Preview" w:date="2026-01-01T00:00:00Z">
+        <w:r>
+          <w:t xml:space="preserve">.</w:t>
+        </w:r>
+      </w:ins>
+      <w:ins w:id="48" w:author="PR Preview" w:date="2026-01-01T00:00:00Z">
+        <w:r>
+          <w:t xml:space="preserve"> </w:t>
+        </w:r>
+      </w:ins>
+      <w:ins w:id="49" w:author="PR Preview" w:date="2026-01-01T00:00:00Z">
+        <w:r>
+          <w:t xml:space="preserve">Distributing the</w:t>
+        </w:r>
+      </w:ins>
+      <w:ins w:id="50" w:author="PR Preview" w:date="2026-01-01T00:00:00Z">
+        <w:r>
+          <w:t xml:space="preserve"> </w:t>
+        </w:r>
+      </w:ins>
+      <m:oMath>
+        <m:r>
+          <m:t>2</m:t>
+        </m:r>
+      </m:oMath>
+      <w:ins w:id="51" w:author="PR Preview" w:date="2026-01-01T00:00:00Z">
+        <w:r>
+          <w:t xml:space="preserve"> </w:t>
+        </w:r>
+      </w:ins>
+      <w:ins w:id="52" w:author="PR Preview" w:date="2026-01-01T00:00:00Z">
+        <w:r>
+          <w:t xml:space="preserve">in</w:t>
+        </w:r>
+      </w:ins>
+      <w:ins w:id="53" w:author="PR Preview" w:date="2026-01-01T00:00:00Z">
+        <w:r>
+          <w:t xml:space="preserve"> </w:t>
+        </w:r>
+      </w:ins>
+      <w:hyperlink w:anchor="eq-saturated-deviance">
+        <w:ins w:id="54" w:author="PR Preview" w:date="2026-01-01T00:00:00Z">
+          <w:r>
+            <w:rPr>
+              <w:rStyle w:val="Hyperlink"/>
+            </w:rPr>
+            <w:t xml:space="preserve">Equation 5</w:t>
+          </w:r>
+        </w:ins>
+      </w:hyperlink>
+      <w:ins w:id="55" w:author="PR Preview" w:date="2026-01-01T00:00:00Z">
+        <w:r>
+          <w:t xml:space="preserve"> </w:t>
+        </w:r>
+      </w:ins>
+      <w:ins w:id="56" w:author="PR Preview" w:date="2026-01-01T00:00:00Z">
+        <w:r>
+          <w:t xml:space="preserve">gives</w:t>
+        </w:r>
+      </w:ins>
+      <w:ins w:id="57" w:author="PR Preview" w:date="2026-01-01T00:00:00Z">
+        <w:r>
+          <w:t xml:space="preserve"> </w:t>
+        </w:r>
+      </w:ins>
+      <w:ins w:id="58" w:author="PR Preview" w:date="2026-01-01T00:00:00Z">
+        <w:r>
+          <w:t xml:space="preserve">$\operatorname{dev}_{\mathrm{sat}}= 2 \ell_{\mathrm{sat}}- 2 {\ell\mathopen{}\left(\hat{\mathord{\smash[b]{\underset{\raise.3ex\hbox{$\scriptstyle\sim$}}{\beta}}\vphantom{\beta}}}\right)\mathclose{}}$</w:t>
+        </w:r>
+      </w:ins>
+      <w:ins w:id="59" w:author="PR Preview" w:date="2026-01-01T00:00:00Z">
+        <w:r>
+          <w:t xml:space="preserve">.</w:t>
+        </w:r>
+      </w:ins>
+      <w:ins w:id="60" w:author="PR Preview" w:date="2026-01-01T00:00:00Z">
+        <w:r>
+          <w:t xml:space="preserve"> </w:t>
+        </w:r>
+      </w:ins>
+      <w:ins w:id="61" w:author="PR Preview" w:date="2026-01-01T00:00:00Z">
+        <w:r>
+          <w:t xml:space="preserve">Substituting</w:t>
+        </w:r>
+      </w:ins>
+      <w:ins w:id="62" w:author="PR Preview" w:date="2026-01-01T00:00:00Z">
+        <w:r>
+          <w:t xml:space="preserve"> </w:t>
+        </w:r>
+      </w:ins>
+      <w:ins w:id="63" w:author="PR Preview" w:date="2026-01-01T00:00:00Z">
+        <w:r>
+          <w:t xml:space="preserve">$\operatorname{dev}= -2 {\ell\mathopen{}\left(\hat{\mathord{\smash[b]{\underset{\raise.3ex\hbox{$\scriptstyle\sim$}}{\beta}}\vphantom{\beta}}}\right)\mathclose{}}$</w:t>
+        </w:r>
+      </w:ins>
+      <w:ins w:id="64" w:author="PR Preview" w:date="2026-01-01T00:00:00Z">
+        <w:r>
+          <w:t xml:space="preserve"> </w:t>
+        </w:r>
+      </w:ins>
+      <w:ins w:id="65" w:author="PR Preview" w:date="2026-01-01T00:00:00Z">
+        <w:r>
+          <w:t xml:space="preserve">into this expression gives</w:t>
+        </w:r>
+      </w:ins>
+      <w:ins w:id="66" w:author="PR Preview" w:date="2026-01-01T00:00:00Z">
+        <w:r>
+          <w:t xml:space="preserve"> </w:t>
+        </w:r>
+      </w:ins>
+      <m:oMath>
+        <m:sSub>
+          <m:e>
+            <m:r>
+              <m:rPr>
+                <m:sty m:val="p"/>
+              </m:rPr>
+              <m:t>dev</m:t>
+            </m:r>
+          </m:e>
+          <m:sub>
+            <m:r>
+              <m:rPr>
+                <m:sty m:val="p"/>
+              </m:rPr>
+              <m:t>s</m:t>
+            </m:r>
+            <m:r>
+              <m:rPr>
+                <m:sty m:val="p"/>
+              </m:rPr>
+              <m:t>a</m:t>
+            </m:r>
+            <m:r>
+              <m:rPr>
+                <m:sty m:val="p"/>
+              </m:rPr>
+              <m:t>t</m:t>
+            </m:r>
+          </m:sub>
+        </m:sSub>
+        <m:r>
+          <m:rPr>
+            <m:sty m:val="p"/>
+          </m:rPr>
+          <m:t>=</m:t>
+        </m:r>
+        <m:r>
+          <m:t>2</m:t>
+        </m:r>
+        <m:sSub>
+          <m:e>
+            <m:r>
+              <m:t>ℓ</m:t>
+            </m:r>
+          </m:e>
+          <m:sub>
+            <m:r>
+              <m:rPr>
+                <m:sty m:val="p"/>
+              </m:rPr>
+              <m:t>s</m:t>
+            </m:r>
+            <m:r>
+              <m:rPr>
+                <m:sty m:val="p"/>
+              </m:rPr>
+              <m:t>a</m:t>
+            </m:r>
+            <m:r>
+              <m:rPr>
+                <m:sty m:val="p"/>
+              </m:rPr>
+              <m:t>t</m:t>
+            </m:r>
+          </m:sub>
+        </m:sSub>
+        <m:r>
+          <m:rPr>
+            <m:sty m:val="p"/>
+          </m:rPr>
+          <m:t>+</m:t>
+        </m:r>
+        <m:r>
+          <m:rPr>
+            <m:sty m:val="p"/>
+          </m:rPr>
+          <m:t>dev</m:t>
+        </m:r>
+      </m:oMath>
+      <w:ins w:id="67" w:author="PR Preview" w:date="2026-01-01T00:00:00Z">
+        <w:r>
+          <w:t xml:space="preserve">.</w:t>
+        </w:r>
+      </w:ins>
+      <w:ins w:id="68" w:author="PR Preview" w:date="2026-01-01T00:00:00Z">
+        <w:r>
+          <w:t xml:space="preserve"> </w:t>
+        </w:r>
+      </w:ins>
+      <w:ins w:id="69" w:author="PR Preview" w:date="2026-01-01T00:00:00Z">
+        <w:r>
+          <w:t xml:space="preserve">Subtracting</w:t>
+        </w:r>
+      </w:ins>
+      <w:ins w:id="70" w:author="PR Preview" w:date="2026-01-01T00:00:00Z">
+        <w:r>
+          <w:t xml:space="preserve"> </w:t>
+        </w:r>
+      </w:ins>
+      <m:oMath>
+        <m:r>
+          <m:t>2</m:t>
+        </m:r>
+        <m:sSub>
+          <m:e>
+            <m:r>
+              <m:t>ℓ</m:t>
+            </m:r>
+          </m:e>
+          <m:sub>
+            <m:r>
+              <m:rPr>
+                <m:sty m:val="p"/>
+              </m:rPr>
+              <m:t>s</m:t>
+            </m:r>
+            <m:r>
+              <m:rPr>
+                <m:sty m:val="p"/>
+              </m:rPr>
+              <m:t>a</m:t>
+            </m:r>
+            <m:r>
+              <m:rPr>
+                <m:sty m:val="p"/>
+              </m:rPr>
+              <m:t>t</m:t>
+            </m:r>
+          </m:sub>
+        </m:sSub>
+      </m:oMath>
+      <w:ins w:id="71" w:author="PR Preview" w:date="2026-01-01T00:00:00Z">
+        <w:r>
+          <w:t xml:space="preserve"> </w:t>
+        </w:r>
+      </w:ins>
+      <w:ins w:id="72" w:author="PR Preview" w:date="2026-01-01T00:00:00Z">
+        <w:r>
+          <w:t xml:space="preserve">from both sides gives the claim.</w:t>
+        </w:r>
+      </w:ins>
+    </w:p>
+    <w:bookmarkStart w:id="54" w:name="rem-deviance-shift"/>
+    <w:p>
+      <w:pPr>
+        <w:pStyle w:val="BodyText"/>
+      </w:pPr>
       <w:r>
         <w:rPr>
           <w:i/>
           <w:iCs/>
         </w:rPr>
-        <w:t xml:space="preserve">Proof</w:t>
-      </w:r>
-      <w:r>
-        <w:t xml:space="preserve">. </w:t>
+        <w:t xml:space="preserve">Remark 6</w:t>
+      </w:r>
+      <w:r>
+        <w:t xml:space="preserve"> (Why the shift does not change the drop in deviance). </w:t>
+      </w:r>
+      <w:r>
+        <w:t xml:space="preserve">The constant</w:t>
+      </w:r>
+      <w:r>
+        <w:t xml:space="preserve"> </w:t>
+      </w:r>
+      <m:oMath>
+        <m:r>
+          <m:t>2</m:t>
+        </m:r>
+        <m:sSub>
+          <m:e>
+            <m:r>
+              <m:t>ℓ</m:t>
+            </m:r>
+          </m:e>
+          <m:sub>
+            <m:r>
+              <m:rPr>
+                <m:sty m:val="p"/>
+              </m:rPr>
+              <m:t>s</m:t>
+            </m:r>
+            <m:r>
+              <m:rPr>
+                <m:sty m:val="p"/>
+              </m:rPr>
+              <m:t>a</m:t>
+            </m:r>
+            <m:r>
+              <m:rPr>
+                <m:sty m:val="p"/>
+              </m:rPr>
+              <m:t>t</m:t>
+            </m:r>
+          </m:sub>
+        </m:sSub>
+      </m:oMath>
+      <w:r>
+        <w:t xml:space="preserve"> </w:t>
+      </w:r>
+      <w:r>
+        <w:t xml:space="preserve">in</w:t>
+      </w:r>
+      <w:r>
+        <w:t xml:space="preserve"> </w:t>
+      </w:r>
+      <w:hyperlink w:anchor="cor-deviance-shift">
+        <w:r>
+          <w:rPr>
+            <w:rStyle w:val="Hyperlink"/>
+          </w:rPr>
+          <w:t xml:space="preserve">Corollary 2</w:t>
+        </w:r>
+      </w:hyperlink>
+      <w:r>
+        <w:t xml:space="preserve"> </w:t>
+      </w:r>
+      <w:r>
+        <w:t xml:space="preserve">is the same for every model fit to the same data, because the saturated model depends only on the data.</w:t>
+      </w:r>
+      <w:r>
+        <w:t xml:space="preserve"> </w:t>
+      </w:r>
+      <w:r>
+        <w:t xml:space="preserve">So the difference between the deviances of two models, such as the drop in deviance of</w:t>
+      </w:r>
+      <w:r>
+        <w:t xml:space="preserve"> </w:t>
+      </w:r>
+      <w:hyperlink w:anchor="thm-deviance-drop">
+        <w:r>
+          <w:rPr>
+            <w:rStyle w:val="Hyperlink"/>
+          </w:rPr>
+          <w:t xml:space="preserve">Theorem 1</w:t>
+        </w:r>
+      </w:hyperlink>
+      <w:r>
+        <w:t xml:space="preserve">, is the same whether it is computed from</w:t>
+      </w:r>
+      <w:r>
+        <w:t xml:space="preserve"> </w:t>
+      </w:r>
+      <m:oMath>
+        <m:r>
+          <m:rPr>
+            <m:sty m:val="p"/>
+          </m:rPr>
+          <m:t>dev</m:t>
+        </m:r>
+      </m:oMath>
+      <w:r>
+        <w:t xml:space="preserve"> </w:t>
+      </w:r>
+      <w:r>
+        <w:t xml:space="preserve">or from</w:t>
+      </w:r>
+      <w:r>
+        <w:t xml:space="preserve"> </w:t>
+      </w:r>
+      <m:oMath>
+        <m:sSub>
+          <m:e>
+            <m:r>
+              <m:rPr>
+                <m:sty m:val="p"/>
+              </m:rPr>
+              <m:t>dev</m:t>
+            </m:r>
+          </m:e>
+          <m:sub>
+            <m:r>
+              <m:rPr>
+                <m:sty m:val="p"/>
+              </m:rPr>
+              <m:t>s</m:t>
+            </m:r>
+            <m:r>
+              <m:rPr>
+                <m:sty m:val="p"/>
+              </m:rPr>
+              <m:t>a</m:t>
+            </m:r>
+            <m:r>
+              <m:rPr>
+                <m:sty m:val="p"/>
+              </m:rPr>
+              <m:t>t</m:t>
+            </m:r>
+          </m:sub>
+        </m:sSub>
+      </m:oMath>
+      <w:r>
+        <w:t xml:space="preserve">.</w:t>
+      </w:r>
+      <w:r>
+        <w:t xml:space="preserve"> </w:t>
+      </w:r>
+      <w:r>
+        <w:t xml:space="preserve">The two deviances differ in their size, though: when every pattern has one replicate, the saturated model fits every label exactly,</w:t>
+      </w:r>
+      <w:r>
+        <w:t xml:space="preserve"> </w:t>
+      </w:r>
+      <m:oMath>
+        <m:sSub>
+          <m:e>
+            <m:r>
+              <m:t>ℓ</m:t>
+            </m:r>
+          </m:e>
+          <m:sub>
+            <m:r>
+              <m:rPr>
+                <m:sty m:val="p"/>
+              </m:rPr>
+              <m:t>s</m:t>
+            </m:r>
+            <m:r>
+              <m:rPr>
+                <m:sty m:val="p"/>
+              </m:rPr>
+              <m:t>a</m:t>
+            </m:r>
+            <m:r>
+              <m:rPr>
+                <m:sty m:val="p"/>
+              </m:rPr>
+              <m:t>t</m:t>
+            </m:r>
+          </m:sub>
+        </m:sSub>
+        <m:r>
+          <m:rPr>
+            <m:sty m:val="p"/>
+          </m:rPr>
+          <m:t>=</m:t>
+        </m:r>
+        <m:r>
+          <m:t>0</m:t>
+        </m:r>
+      </m:oMath>
+      <w:r>
+        <w:t xml:space="preserve">, and</w:t>
+      </w:r>
+      <w:r>
+        <w:t xml:space="preserve"> </w:t>
+      </w:r>
+      <m:oMath>
+        <m:sSub>
+          <m:e>
+            <m:r>
+              <m:rPr>
+                <m:sty m:val="p"/>
+              </m:rPr>
+              <m:t>dev</m:t>
+            </m:r>
+          </m:e>
+          <m:sub>
+            <m:r>
+              <m:rPr>
+                <m:sty m:val="p"/>
+              </m:rPr>
+              <m:t>s</m:t>
+            </m:r>
+            <m:r>
+              <m:rPr>
+                <m:sty m:val="p"/>
+              </m:rPr>
+              <m:t>a</m:t>
+            </m:r>
+            <m:r>
+              <m:rPr>
+                <m:sty m:val="p"/>
+              </m:rPr>
+              <m:t>t</m:t>
+            </m:r>
+          </m:sub>
+        </m:sSub>
+        <m:r>
+          <m:rPr>
+            <m:sty m:val="p"/>
+          </m:rPr>
+          <m:t>=</m:t>
+        </m:r>
+        <m:r>
+          <m:rPr>
+            <m:sty m:val="p"/>
+          </m:rPr>
+          <m:t>dev</m:t>
+        </m:r>
+      </m:oMath>
+      <w:r>
+        <w:t xml:space="preserve">.</w:t>
+      </w:r>
+    </w:p>
+    <w:bookmarkEnd w:id="54"/>
+    <w:bookmarkStart w:id="55" w:name="exm-saturated-deviance"/>
+    <w:p>
+      <w:pPr>
+        <w:pStyle w:val="BodyText"/>
+      </w:pPr>
+      <w:r>
+        <w:rPr>
+          <w:b/>
+          <w:bCs/>
+        </w:rPr>
+        <w:t xml:space="preserve">Example 7 (The deviance of the low-birth-weight model, ungrouped and grouped)</w:t>
+      </w:r>
+      <w:r>
+        <w:t xml:space="preserve"> </w:t>
+      </w:r>
+      <w:r>
+        <w:t xml:space="preserve">Fit a logistic regression of low birth weight on smoking and race, once to the 189 individual babies</w:t>
+      </w:r>
+      <w:r>
+        <w:t xml:space="preserve"> </w:t>
+      </w:r>
+      <w:r>
+        <w:t xml:space="preserve">and once to the 6 grouped counts of</w:t>
+      </w:r>
+      <w:r>
+        <w:t xml:space="preserve"> </w:t>
+      </w:r>
+      <w:hyperlink w:anchor="exm-covariate-patterns">
+        <w:r>
+          <w:rPr>
+            <w:rStyle w:val="Hyperlink"/>
+          </w:rPr>
+          <w:t xml:space="preserve">Example 6</w:t>
+        </w:r>
+      </w:hyperlink>
+      <w:r>
+        <w:t xml:space="preserve">.</w:t>
+      </w:r>
+      <w:r>
+        <w:t xml:space="preserve"> </w:t>
+      </w:r>
+      <w:r>
+        <w:t xml:space="preserve">R’s</w:t>
+      </w:r>
+      <w:r>
+        <w:t xml:space="preserve"> </w:t>
+      </w:r>
+      <w:r>
+        <w:rPr>
+          <w:rStyle w:val="VerbatimChar"/>
+        </w:rPr>
+        <w:t xml:space="preserve">deviance()</w:t>
+      </w:r>
+      <w:r>
+        <w:t xml:space="preserve"> </w:t>
+      </w:r>
+      <w:r>
+        <w:t xml:space="preserve">is the deviance of</w:t>
+      </w:r>
+      <w:r>
+        <w:t xml:space="preserve"> </w:t>
       </w:r>
       <w:hyperlink w:anchor="def-deviance">
         <w:r>
@@ -8034,80 +9024,879 @@
         <w:t xml:space="preserve"> </w:t>
       </w:r>
       <w:r>
-        <w:t xml:space="preserve">gives</w:t>
-      </w:r>
-      <w:r>
-        <w:t xml:space="preserve"> </w:t>
-      </w:r>
-      <w:r>
-        <w:t xml:space="preserve">$D= -2 {\ell\mathopen{}\left(\hat{\mathord{\smash[b]{\underset{\raise.3ex\hbox{$\scriptstyle\sim$}}{\beta}}\vphantom{\beta}}}\right)\mathclose{}}$</w:t>
-      </w:r>
-      <w:r>
-        <w:t xml:space="preserve">.</w:t>
-      </w:r>
-      <w:r>
-        <w:t xml:space="preserve"> </w:t>
-      </w:r>
-      <w:r>
-        <w:t xml:space="preserve">Distributing the</w:t>
-      </w:r>
-      <w:r>
-        <w:t xml:space="preserve"> </w:t>
-      </w:r>
-      <m:oMath>
-        <m:r>
-          <m:t>2</m:t>
-        </m:r>
-      </m:oMath>
-      <w:r>
-        <w:t xml:space="preserve"> </w:t>
-      </w:r>
-      <w:r>
-        <w:t xml:space="preserve">in</w:t>
-      </w:r>
-      <w:r>
-        <w:t xml:space="preserve"> </w:t>
-      </w:r>
-      <w:hyperlink w:anchor="eq-saturated-deviance">
+        <w:t xml:space="preserve">for the first fit</w:t>
+      </w:r>
+      <w:r>
+        <w:t xml:space="preserve"> </w:t>
+      </w:r>
+      <w:r>
+        <w:t xml:space="preserve">and the deviance relative to the saturated model of</w:t>
+      </w:r>
+      <w:r>
+        <w:t xml:space="preserve"> </w:t>
+      </w:r>
+      <w:hyperlink w:anchor="def-saturated-deviance">
         <w:r>
           <w:rPr>
             <w:rStyle w:val="Hyperlink"/>
           </w:rPr>
-          <w:t xml:space="preserve">Equation 5</w:t>
+          <w:t xml:space="preserve">Definition 8</w:t>
         </w:r>
       </w:hyperlink>
       <w:r>
         <w:t xml:space="preserve"> </w:t>
       </w:r>
       <w:r>
-        <w:t xml:space="preserve">gives</w:t>
-      </w:r>
-      <w:r>
-        <w:t xml:space="preserve"> </w:t>
-      </w:r>
-      <w:r>
-        <w:t xml:space="preserve">$D_{\mathrm{sat}}= 2 \ell_{\mathrm{sat}}- 2 {\ell\mathopen{}\left(\hat{\mathord{\smash[b]{\underset{\raise.3ex\hbox{$\scriptstyle\sim$}}{\beta}}\vphantom{\beta}}}\right)\mathclose{}}$</w:t>
-      </w:r>
-      <w:r>
-        <w:t xml:space="preserve">.</w:t>
-      </w:r>
-      <w:r>
-        <w:t xml:space="preserve"> </w:t>
-      </w:r>
-      <w:r>
-        <w:t xml:space="preserve">Substituting</w:t>
-      </w:r>
-      <w:r>
-        <w:t xml:space="preserve"> </w:t>
-      </w:r>
-      <w:r>
-        <w:t xml:space="preserve">$D= -2 {\ell\mathopen{}\left(\hat{\mathord{\smash[b]{\underset{\raise.3ex\hbox{$\scriptstyle\sim$}}{\beta}}\vphantom{\beta}}}\right)\mathclose{}}$</w:t>
-      </w:r>
-      <w:r>
-        <w:t xml:space="preserve"> </w:t>
-      </w:r>
-      <w:r>
-        <w:t xml:space="preserve">into this expression gives</w:t>
+        <w:t xml:space="preserve">for the second.</w:t>
+      </w:r>
+      <w:r>
+        <w:t xml:space="preserve"> </w:t>
+      </w:r>
+      <w:r>
+        <w:t xml:space="preserve">We check the second against</w:t>
+      </w:r>
+      <w:r>
+        <w:t xml:space="preserve"> </w:t>
+      </w:r>
+      <w:hyperlink w:anchor="eq-saturated-deviance-grouped">
+        <w:r>
+          <w:rPr>
+            <w:rStyle w:val="Hyperlink"/>
+          </w:rPr>
+          <w:t xml:space="preserve">Equation 6</w:t>
+        </w:r>
+      </w:hyperlink>
+      <w:r>
+        <w:t xml:space="preserve"> </w:t>
+      </w:r>
+      <w:r>
+        <w:t xml:space="preserve">computed by hand.</w:t>
+      </w:r>
+    </w:p>
+    <w:p>
+      <w:pPr>
+        <w:pStyle w:val="SourceCode"/>
+      </w:pPr>
+      <w:r>
+        <w:rPr>
+          <w:rStyle w:val="CommentTok"/>
+        </w:rPr>
+        <w:t xml:space="preserve"># fit to the individual babies</w:t>
+      </w:r>
+      <w:r>
+        <w:br/>
+      </w:r>
+      <w:r>
+        <w:rPr>
+          <w:rStyle w:val="NormalTok"/>
+        </w:rPr>
+        <w:t xml:space="preserve">bw_fit </w:t>
+      </w:r>
+      <w:r>
+        <w:rPr>
+          <w:rStyle w:val="OtherTok"/>
+        </w:rPr>
+        <w:t xml:space="preserve">&lt;-</w:t>
+      </w:r>
+      <w:r>
+        <w:rPr>
+          <w:rStyle w:val="NormalTok"/>
+        </w:rPr>
+        <w:t xml:space="preserve"> </w:t>
+      </w:r>
+      <w:r>
+        <w:rPr>
+          <w:rStyle w:val="FunctionTok"/>
+        </w:rPr>
+        <w:t xml:space="preserve">glm</w:t>
+      </w:r>
+      <w:r>
+        <w:rPr>
+          <w:rStyle w:val="NormalTok"/>
+        </w:rPr>
+        <w:t xml:space="preserve">(low </w:t>
+      </w:r>
+      <w:r>
+        <w:rPr>
+          <w:rStyle w:val="SpecialCharTok"/>
+        </w:rPr>
+        <w:t xml:space="preserve">~</w:t>
+      </w:r>
+      <w:r>
+        <w:rPr>
+          <w:rStyle w:val="NormalTok"/>
+        </w:rPr>
+        <w:t xml:space="preserve"> smoke </w:t>
+      </w:r>
+      <w:r>
+        <w:rPr>
+          <w:rStyle w:val="SpecialCharTok"/>
+        </w:rPr>
+        <w:t xml:space="preserve">+</w:t>
+      </w:r>
+      <w:r>
+        <w:rPr>
+          <w:rStyle w:val="NormalTok"/>
+        </w:rPr>
+        <w:t xml:space="preserve"> race, </w:t>
+      </w:r>
+      <w:r>
+        <w:rPr>
+          <w:rStyle w:val="AttributeTok"/>
+        </w:rPr>
+        <w:t xml:space="preserve">family =</w:t>
+      </w:r>
+      <w:r>
+        <w:rPr>
+          <w:rStyle w:val="NormalTok"/>
+        </w:rPr>
+        <w:t xml:space="preserve"> binomial, </w:t>
+      </w:r>
+      <w:r>
+        <w:rPr>
+          <w:rStyle w:val="AttributeTok"/>
+        </w:rPr>
+        <w:t xml:space="preserve">data =</w:t>
+      </w:r>
+      <w:r>
+        <w:rPr>
+          <w:rStyle w:val="NormalTok"/>
+        </w:rPr>
+        <w:t xml:space="preserve"> bw)</w:t>
+      </w:r>
+      <w:r>
+        <w:br/>
+      </w:r>
+      <w:r>
+        <w:rPr>
+          <w:rStyle w:val="CommentTok"/>
+        </w:rPr>
+        <w:t xml:space="preserve"># fit to the grouped counts: events and non-events at each pattern</w:t>
+      </w:r>
+      <w:r>
+        <w:br/>
+      </w:r>
+      <w:r>
+        <w:rPr>
+          <w:rStyle w:val="NormalTok"/>
+        </w:rPr>
+        <w:t xml:space="preserve">bw_fit_grouped </w:t>
+      </w:r>
+      <w:r>
+        <w:rPr>
+          <w:rStyle w:val="OtherTok"/>
+        </w:rPr>
+        <w:t xml:space="preserve">&lt;-</w:t>
+      </w:r>
+      <w:r>
+        <w:rPr>
+          <w:rStyle w:val="NormalTok"/>
+        </w:rPr>
+        <w:t xml:space="preserve"> </w:t>
+      </w:r>
+      <w:r>
+        <w:rPr>
+          <w:rStyle w:val="FunctionTok"/>
+        </w:rPr>
+        <w:t xml:space="preserve">glm</w:t>
+      </w:r>
+      <w:r>
+        <w:rPr>
+          <w:rStyle w:val="NormalTok"/>
+        </w:rPr>
+        <w:t xml:space="preserve">(</w:t>
+      </w:r>
+      <w:r>
+        <w:br/>
+      </w:r>
+      <w:r>
+        <w:rPr>
+          <w:rStyle w:val="NormalTok"/>
+        </w:rPr>
+        <w:t xml:space="preserve">  </w:t>
+      </w:r>
+      <w:r>
+        <w:rPr>
+          <w:rStyle w:val="FunctionTok"/>
+        </w:rPr>
+        <w:t xml:space="preserve">cbind</w:t>
+      </w:r>
+      <w:r>
+        <w:rPr>
+          <w:rStyle w:val="NormalTok"/>
+        </w:rPr>
+        <w:t xml:space="preserve">(nevents, nreps </w:t>
+      </w:r>
+      <w:r>
+        <w:rPr>
+          <w:rStyle w:val="SpecialCharTok"/>
+        </w:rPr>
+        <w:t xml:space="preserve">-</w:t>
+      </w:r>
+      <w:r>
+        <w:rPr>
+          <w:rStyle w:val="NormalTok"/>
+        </w:rPr>
+        <w:t xml:space="preserve"> nevents) </w:t>
+      </w:r>
+      <w:r>
+        <w:rPr>
+          <w:rStyle w:val="SpecialCharTok"/>
+        </w:rPr>
+        <w:t xml:space="preserve">~</w:t>
+      </w:r>
+      <w:r>
+        <w:rPr>
+          <w:rStyle w:val="NormalTok"/>
+        </w:rPr>
+        <w:t xml:space="preserve"> smoke </w:t>
+      </w:r>
+      <w:r>
+        <w:rPr>
+          <w:rStyle w:val="SpecialCharTok"/>
+        </w:rPr>
+        <w:t xml:space="preserve">+</w:t>
+      </w:r>
+      <w:r>
+        <w:rPr>
+          <w:rStyle w:val="NormalTok"/>
+        </w:rPr>
+        <w:t xml:space="preserve"> race,</w:t>
+      </w:r>
+      <w:r>
+        <w:br/>
+      </w:r>
+      <w:r>
+        <w:rPr>
+          <w:rStyle w:val="NormalTok"/>
+        </w:rPr>
+        <w:t xml:space="preserve">  </w:t>
+      </w:r>
+      <w:r>
+        <w:rPr>
+          <w:rStyle w:val="AttributeTok"/>
+        </w:rPr>
+        <w:t xml:space="preserve">family =</w:t>
+      </w:r>
+      <w:r>
+        <w:rPr>
+          <w:rStyle w:val="NormalTok"/>
+        </w:rPr>
+        <w:t xml:space="preserve"> binomial,</w:t>
+      </w:r>
+      <w:r>
+        <w:br/>
+      </w:r>
+      <w:r>
+        <w:rPr>
+          <w:rStyle w:val="NormalTok"/>
+        </w:rPr>
+        <w:t xml:space="preserve">  </w:t>
+      </w:r>
+      <w:r>
+        <w:rPr>
+          <w:rStyle w:val="AttributeTok"/>
+        </w:rPr>
+        <w:t xml:space="preserve">data =</w:t>
+      </w:r>
+      <w:r>
+        <w:rPr>
+          <w:rStyle w:val="NormalTok"/>
+        </w:rPr>
+        <w:t xml:space="preserve"> bw_grouped</w:t>
+      </w:r>
+      <w:r>
+        <w:br/>
+      </w:r>
+      <w:r>
+        <w:rPr>
+          <w:rStyle w:val="NormalTok"/>
+        </w:rPr>
+        <w:t xml:space="preserve">)</w:t>
+      </w:r>
+      <w:r>
+        <w:br/>
+      </w:r>
+      <w:r>
+        <w:rPr>
+          <w:rStyle w:val="CommentTok"/>
+        </w:rPr>
+        <w:t xml:space="preserve"># fitted probability at each pattern</w:t>
+      </w:r>
+      <w:r>
+        <w:br/>
+      </w:r>
+      <w:r>
+        <w:rPr>
+          <w:rStyle w:val="NormalTok"/>
+        </w:rPr>
+        <w:t xml:space="preserve">bw_phat </w:t>
+      </w:r>
+      <w:r>
+        <w:rPr>
+          <w:rStyle w:val="OtherTok"/>
+        </w:rPr>
+        <w:t xml:space="preserve">&lt;-</w:t>
+      </w:r>
+      <w:r>
+        <w:rPr>
+          <w:rStyle w:val="NormalTok"/>
+        </w:rPr>
+        <w:t xml:space="preserve"> </w:t>
+      </w:r>
+      <w:r>
+        <w:rPr>
+          <w:rStyle w:val="FunctionTok"/>
+        </w:rPr>
+        <w:t xml:space="preserve">fitted</w:t>
+      </w:r>
+      <w:r>
+        <w:rPr>
+          <w:rStyle w:val="NormalTok"/>
+        </w:rPr>
+        <w:t xml:space="preserve">(bw_fit_grouped)</w:t>
+      </w:r>
+      <w:r>
+        <w:br/>
+      </w:r>
+      <w:r>
+        <w:rPr>
+          <w:rStyle w:val="CommentTok"/>
+        </w:rPr>
+        <w:t xml:space="preserve"># one term of the grouped formula; a zero count contributes 0</w:t>
+      </w:r>
+      <w:r>
+        <w:br/>
+      </w:r>
+      <w:r>
+        <w:rPr>
+          <w:rStyle w:val="NormalTok"/>
+        </w:rPr>
+        <w:t xml:space="preserve">bw_term </w:t>
+      </w:r>
+      <w:r>
+        <w:rPr>
+          <w:rStyle w:val="OtherTok"/>
+        </w:rPr>
+        <w:t xml:space="preserve">&lt;-</w:t>
+      </w:r>
+      <w:r>
+        <w:rPr>
+          <w:rStyle w:val="NormalTok"/>
+        </w:rPr>
+        <w:t xml:space="preserve"> </w:t>
+      </w:r>
+      <w:r>
+        <w:rPr>
+          <w:rStyle w:val="ControlFlowTok"/>
+        </w:rPr>
+        <w:t xml:space="preserve">function</w:t>
+      </w:r>
+      <w:r>
+        <w:rPr>
+          <w:rStyle w:val="NormalTok"/>
+        </w:rPr>
+        <w:t xml:space="preserve">(count, expected) {</w:t>
+      </w:r>
+      <w:r>
+        <w:br/>
+      </w:r>
+      <w:r>
+        <w:rPr>
+          <w:rStyle w:val="NormalTok"/>
+        </w:rPr>
+        <w:t xml:space="preserve">  </w:t>
+      </w:r>
+      <w:r>
+        <w:rPr>
+          <w:rStyle w:val="FunctionTok"/>
+        </w:rPr>
+        <w:t xml:space="preserve">ifelse</w:t>
+      </w:r>
+      <w:r>
+        <w:rPr>
+          <w:rStyle w:val="NormalTok"/>
+        </w:rPr>
+        <w:t xml:space="preserve">(count </w:t>
+      </w:r>
+      <w:r>
+        <w:rPr>
+          <w:rStyle w:val="SpecialCharTok"/>
+        </w:rPr>
+        <w:t xml:space="preserve">==</w:t>
+      </w:r>
+      <w:r>
+        <w:rPr>
+          <w:rStyle w:val="NormalTok"/>
+        </w:rPr>
+        <w:t xml:space="preserve"> </w:t>
+      </w:r>
+      <w:r>
+        <w:rPr>
+          <w:rStyle w:val="DecValTok"/>
+        </w:rPr>
+        <w:t xml:space="preserve">0</w:t>
+      </w:r>
+      <w:r>
+        <w:rPr>
+          <w:rStyle w:val="NormalTok"/>
+        </w:rPr>
+        <w:t xml:space="preserve">, </w:t>
+      </w:r>
+      <w:r>
+        <w:rPr>
+          <w:rStyle w:val="DecValTok"/>
+        </w:rPr>
+        <w:t xml:space="preserve">0</w:t>
+      </w:r>
+      <w:r>
+        <w:rPr>
+          <w:rStyle w:val="NormalTok"/>
+        </w:rPr>
+        <w:t xml:space="preserve">, count </w:t>
+      </w:r>
+      <w:r>
+        <w:rPr>
+          <w:rStyle w:val="SpecialCharTok"/>
+        </w:rPr>
+        <w:t xml:space="preserve">*</w:t>
+      </w:r>
+      <w:r>
+        <w:rPr>
+          <w:rStyle w:val="NormalTok"/>
+        </w:rPr>
+        <w:t xml:space="preserve"> </w:t>
+      </w:r>
+      <w:r>
+        <w:rPr>
+          <w:rStyle w:val="FunctionTok"/>
+        </w:rPr>
+        <w:t xml:space="preserve">log</w:t>
+      </w:r>
+      <w:r>
+        <w:rPr>
+          <w:rStyle w:val="NormalTok"/>
+        </w:rPr>
+        <w:t xml:space="preserve">(count </w:t>
+      </w:r>
+      <w:r>
+        <w:rPr>
+          <w:rStyle w:val="SpecialCharTok"/>
+        </w:rPr>
+        <w:t xml:space="preserve">/</w:t>
+      </w:r>
+      <w:r>
+        <w:rPr>
+          <w:rStyle w:val="NormalTok"/>
+        </w:rPr>
+        <w:t xml:space="preserve"> expected))</w:t>
+      </w:r>
+      <w:r>
+        <w:br/>
+      </w:r>
+      <w:r>
+        <w:rPr>
+          <w:rStyle w:val="NormalTok"/>
+        </w:rPr>
+        <w:t xml:space="preserve">}</w:t>
+      </w:r>
+      <w:r>
+        <w:br/>
+      </w:r>
+      <w:r>
+        <w:rPr>
+          <w:rStyle w:val="NormalTok"/>
+        </w:rPr>
+        <w:t xml:space="preserve">bw_sat_dev_hand </w:t>
+      </w:r>
+      <w:r>
+        <w:rPr>
+          <w:rStyle w:val="OtherTok"/>
+        </w:rPr>
+        <w:t xml:space="preserve">&lt;-</w:t>
+      </w:r>
+      <w:r>
+        <w:rPr>
+          <w:rStyle w:val="NormalTok"/>
+        </w:rPr>
+        <w:t xml:space="preserve"> </w:t>
+      </w:r>
+      <w:r>
+        <w:rPr>
+          <w:rStyle w:val="DecValTok"/>
+        </w:rPr>
+        <w:t xml:space="preserve">2</w:t>
+      </w:r>
+      <w:r>
+        <w:rPr>
+          <w:rStyle w:val="NormalTok"/>
+        </w:rPr>
+        <w:t xml:space="preserve"> </w:t>
+      </w:r>
+      <w:r>
+        <w:rPr>
+          <w:rStyle w:val="SpecialCharTok"/>
+        </w:rPr>
+        <w:t xml:space="preserve">*</w:t>
+      </w:r>
+      <w:r>
+        <w:rPr>
+          <w:rStyle w:val="NormalTok"/>
+        </w:rPr>
+        <w:t xml:space="preserve"> </w:t>
+      </w:r>
+      <w:r>
+        <w:rPr>
+          <w:rStyle w:val="FunctionTok"/>
+        </w:rPr>
+        <w:t xml:space="preserve">sum</w:t>
+      </w:r>
+      <w:r>
+        <w:rPr>
+          <w:rStyle w:val="NormalTok"/>
+        </w:rPr>
+        <w:t xml:space="preserve">(</w:t>
+      </w:r>
+      <w:r>
+        <w:br/>
+      </w:r>
+      <w:r>
+        <w:rPr>
+          <w:rStyle w:val="NormalTok"/>
+        </w:rPr>
+        <w:t xml:space="preserve">  </w:t>
+      </w:r>
+      <w:r>
+        <w:rPr>
+          <w:rStyle w:val="FunctionTok"/>
+        </w:rPr>
+        <w:t xml:space="preserve">bw_term</w:t>
+      </w:r>
+      <w:r>
+        <w:rPr>
+          <w:rStyle w:val="NormalTok"/>
+        </w:rPr>
+        <w:t xml:space="preserve">(bw_grouped</w:t>
+      </w:r>
+      <w:r>
+        <w:rPr>
+          <w:rStyle w:val="SpecialCharTok"/>
+        </w:rPr>
+        <w:t xml:space="preserve">$</w:t>
+      </w:r>
+      <w:r>
+        <w:rPr>
+          <w:rStyle w:val="NormalTok"/>
+        </w:rPr>
+        <w:t xml:space="preserve">nevents, bw_grouped</w:t>
+      </w:r>
+      <w:r>
+        <w:rPr>
+          <w:rStyle w:val="SpecialCharTok"/>
+        </w:rPr>
+        <w:t xml:space="preserve">$</w:t>
+      </w:r>
+      <w:r>
+        <w:rPr>
+          <w:rStyle w:val="NormalTok"/>
+        </w:rPr>
+        <w:t xml:space="preserve">nreps </w:t>
+      </w:r>
+      <w:r>
+        <w:rPr>
+          <w:rStyle w:val="SpecialCharTok"/>
+        </w:rPr>
+        <w:t xml:space="preserve">*</w:t>
+      </w:r>
+      <w:r>
+        <w:rPr>
+          <w:rStyle w:val="NormalTok"/>
+        </w:rPr>
+        <w:t xml:space="preserve"> bw_phat) </w:t>
+      </w:r>
+      <w:r>
+        <w:rPr>
+          <w:rStyle w:val="SpecialCharTok"/>
+        </w:rPr>
+        <w:t xml:space="preserve">+</w:t>
+      </w:r>
+      <w:r>
+        <w:br/>
+      </w:r>
+      <w:r>
+        <w:rPr>
+          <w:rStyle w:val="NormalTok"/>
+        </w:rPr>
+        <w:t xml:space="preserve">    </w:t>
+      </w:r>
+      <w:r>
+        <w:rPr>
+          <w:rStyle w:val="FunctionTok"/>
+        </w:rPr>
+        <w:t xml:space="preserve">bw_term</w:t>
+      </w:r>
+      <w:r>
+        <w:rPr>
+          <w:rStyle w:val="NormalTok"/>
+        </w:rPr>
+        <w:t xml:space="preserve">(</w:t>
+      </w:r>
+      <w:r>
+        <w:br/>
+      </w:r>
+      <w:r>
+        <w:rPr>
+          <w:rStyle w:val="NormalTok"/>
+        </w:rPr>
+        <w:t xml:space="preserve">      bw_grouped</w:t>
+      </w:r>
+      <w:r>
+        <w:rPr>
+          <w:rStyle w:val="SpecialCharTok"/>
+        </w:rPr>
+        <w:t xml:space="preserve">$</w:t>
+      </w:r>
+      <w:r>
+        <w:rPr>
+          <w:rStyle w:val="NormalTok"/>
+        </w:rPr>
+        <w:t xml:space="preserve">nreps </w:t>
+      </w:r>
+      <w:r>
+        <w:rPr>
+          <w:rStyle w:val="SpecialCharTok"/>
+        </w:rPr>
+        <w:t xml:space="preserve">-</w:t>
+      </w:r>
+      <w:r>
+        <w:rPr>
+          <w:rStyle w:val="NormalTok"/>
+        </w:rPr>
+        <w:t xml:space="preserve"> bw_grouped</w:t>
+      </w:r>
+      <w:r>
+        <w:rPr>
+          <w:rStyle w:val="SpecialCharTok"/>
+        </w:rPr>
+        <w:t xml:space="preserve">$</w:t>
+      </w:r>
+      <w:r>
+        <w:rPr>
+          <w:rStyle w:val="NormalTok"/>
+        </w:rPr>
+        <w:t xml:space="preserve">nevents,</w:t>
+      </w:r>
+      <w:r>
+        <w:br/>
+      </w:r>
+      <w:r>
+        <w:rPr>
+          <w:rStyle w:val="NormalTok"/>
+        </w:rPr>
+        <w:t xml:space="preserve">      bw_grouped</w:t>
+      </w:r>
+      <w:r>
+        <w:rPr>
+          <w:rStyle w:val="SpecialCharTok"/>
+        </w:rPr>
+        <w:t xml:space="preserve">$</w:t>
+      </w:r>
+      <w:r>
+        <w:rPr>
+          <w:rStyle w:val="NormalTok"/>
+        </w:rPr>
+        <w:t xml:space="preserve">nreps </w:t>
+      </w:r>
+      <w:r>
+        <w:rPr>
+          <w:rStyle w:val="SpecialCharTok"/>
+        </w:rPr>
+        <w:t xml:space="preserve">*</w:t>
+      </w:r>
+      <w:r>
+        <w:rPr>
+          <w:rStyle w:val="NormalTok"/>
+        </w:rPr>
+        <w:t xml:space="preserve"> (</w:t>
+      </w:r>
+      <w:r>
+        <w:rPr>
+          <w:rStyle w:val="DecValTok"/>
+        </w:rPr>
+        <w:t xml:space="preserve">1</w:t>
+      </w:r>
+      <w:r>
+        <w:rPr>
+          <w:rStyle w:val="NormalTok"/>
+        </w:rPr>
+        <w:t xml:space="preserve"> </w:t>
+      </w:r>
+      <w:r>
+        <w:rPr>
+          <w:rStyle w:val="SpecialCharTok"/>
+        </w:rPr>
+        <w:t xml:space="preserve">-</w:t>
+      </w:r>
+      <w:r>
+        <w:rPr>
+          <w:rStyle w:val="NormalTok"/>
+        </w:rPr>
+        <w:t xml:space="preserve"> bw_phat)</w:t>
+      </w:r>
+      <w:r>
+        <w:br/>
+      </w:r>
+      <w:r>
+        <w:rPr>
+          <w:rStyle w:val="NormalTok"/>
+        </w:rPr>
+        <w:t xml:space="preserve">    )</w:t>
+      </w:r>
+      <w:r>
+        <w:br/>
+      </w:r>
+      <w:r>
+        <w:rPr>
+          <w:rStyle w:val="NormalTok"/>
+        </w:rPr>
+        <w:t xml:space="preserve">)</w:t>
+      </w:r>
+      <w:r>
+        <w:br/>
+      </w:r>
+      <w:r>
+        <w:rPr>
+          <w:rStyle w:val="FunctionTok"/>
+        </w:rPr>
+        <w:t xml:space="preserve">c</w:t>
+      </w:r>
+      <w:r>
+        <w:rPr>
+          <w:rStyle w:val="NormalTok"/>
+        </w:rPr>
+        <w:t xml:space="preserve">(</w:t>
+      </w:r>
+      <w:r>
+        <w:br/>
+      </w:r>
+      <w:r>
+        <w:rPr>
+          <w:rStyle w:val="NormalTok"/>
+        </w:rPr>
+        <w:t xml:space="preserve">  </w:t>
+      </w:r>
+      <w:r>
+        <w:rPr>
+          <w:rStyle w:val="AttributeTok"/>
+        </w:rPr>
+        <w:t xml:space="preserve">by_hand =</w:t>
+      </w:r>
+      <w:r>
+        <w:rPr>
+          <w:rStyle w:val="NormalTok"/>
+        </w:rPr>
+        <w:t xml:space="preserve"> bw_sat_dev_hand,</w:t>
+      </w:r>
+      <w:r>
+        <w:br/>
+      </w:r>
+      <w:r>
+        <w:rPr>
+          <w:rStyle w:val="NormalTok"/>
+        </w:rPr>
+        <w:t xml:space="preserve">  </w:t>
+      </w:r>
+      <w:r>
+        <w:rPr>
+          <w:rStyle w:val="AttributeTok"/>
+        </w:rPr>
+        <w:t xml:space="preserve">glm_grouped =</w:t>
+      </w:r>
+      <w:r>
+        <w:rPr>
+          <w:rStyle w:val="NormalTok"/>
+        </w:rPr>
+        <w:t xml:space="preserve"> </w:t>
+      </w:r>
+      <w:r>
+        <w:rPr>
+          <w:rStyle w:val="FunctionTok"/>
+        </w:rPr>
+        <w:t xml:space="preserve">deviance</w:t>
+      </w:r>
+      <w:r>
+        <w:rPr>
+          <w:rStyle w:val="NormalTok"/>
+        </w:rPr>
+        <w:t xml:space="preserve">(bw_fit_grouped),</w:t>
+      </w:r>
+      <w:r>
+        <w:br/>
+      </w:r>
+      <w:r>
+        <w:rPr>
+          <w:rStyle w:val="NormalTok"/>
+        </w:rPr>
+        <w:t xml:space="preserve">  </w:t>
+      </w:r>
+      <w:r>
+        <w:rPr>
+          <w:rStyle w:val="AttributeTok"/>
+        </w:rPr>
+        <w:t xml:space="preserve">glm_ungrouped =</w:t>
+      </w:r>
+      <w:r>
+        <w:rPr>
+          <w:rStyle w:val="NormalTok"/>
+        </w:rPr>
+        <w:t xml:space="preserve"> </w:t>
+      </w:r>
+      <w:r>
+        <w:rPr>
+          <w:rStyle w:val="FunctionTok"/>
+        </w:rPr>
+        <w:t xml:space="preserve">deviance</w:t>
+      </w:r>
+      <w:r>
+        <w:rPr>
+          <w:rStyle w:val="NormalTok"/>
+        </w:rPr>
+        <w:t xml:space="preserve">(bw_fit)</w:t>
+      </w:r>
+      <w:r>
+        <w:br/>
+      </w:r>
+      <w:r>
+        <w:rPr>
+          <w:rStyle w:val="NormalTok"/>
+        </w:rPr>
+        <w:t xml:space="preserve">)</w:t>
+      </w:r>
+      <w:r>
+        <w:br/>
+      </w:r>
+      <w:r>
+        <w:rPr>
+          <w:rStyle w:val="CommentTok"/>
+        </w:rPr>
+        <w:t xml:space="preserve">#&gt;       by_hand   glm_grouped glm_ungrouped </w:t>
+      </w:r>
+      <w:r>
+        <w:br/>
+      </w:r>
+      <w:r>
+        <w:rPr>
+          <w:rStyle w:val="CommentTok"/>
+        </w:rPr>
+        <w:t xml:space="preserve">#&gt;       3.15694       3.15694     219.97471</w:t>
+      </w:r>
+    </w:p>
+    <w:p>
+      <w:pPr>
+        <w:pStyle w:val="FirstParagraph"/>
+      </w:pPr>
+      <w:r>
+        <w:t xml:space="preserve">The deviance relative to the saturated model is</w:t>
       </w:r>
       <w:r>
         <w:t xml:space="preserve"> </w:t>
@@ -8116,7 +9905,10 @@
         <m:sSub>
           <m:e>
             <m:r>
-              <m:t>D</m:t>
+              <m:rPr>
+                <m:sty m:val="p"/>
+              </m:rPr>
+              <m:t>dev</m:t>
             </m:r>
           </m:e>
           <m:sub>
@@ -8147,154 +9939,80 @@
           <m:t>=</m:t>
         </m:r>
         <m:r>
-          <m:t>2</m:t>
-        </m:r>
-        <m:sSub>
-          <m:e>
-            <m:r>
-              <m:t>ℓ</m:t>
-            </m:r>
-          </m:e>
-          <m:sub>
-            <m:r>
-              <m:rPr>
-                <m:sty m:val="p"/>
-              </m:rPr>
-              <m:t>s</m:t>
-            </m:r>
-            <m:r>
-              <m:rPr>
-                <m:sty m:val="p"/>
-              </m:rPr>
-              <m:t>a</m:t>
-            </m:r>
-            <m:r>
-              <m:rPr>
-                <m:sty m:val="p"/>
-              </m:rPr>
-              <m:t>t</m:t>
-            </m:r>
-          </m:sub>
-        </m:sSub>
+          <m:t>3.157</m:t>
+        </m:r>
+      </m:oMath>
+      <w:r>
+        <w:t xml:space="preserve"> </w:t>
+      </w:r>
+      <w:r>
+        <w:t xml:space="preserve">on the grouped counts,</w:t>
+      </w:r>
+      <w:r>
+        <w:t xml:space="preserve"> </w:t>
+      </w:r>
+      <w:r>
+        <w:t xml:space="preserve">and the deviance is</w:t>
+      </w:r>
+      <w:r>
+        <w:t xml:space="preserve"> </w:t>
+      </w:r>
+      <m:oMath>
         <m:r>
           <m:rPr>
             <m:sty m:val="p"/>
           </m:rPr>
-          <m:t>+</m:t>
-        </m:r>
-        <m:r>
-          <m:t>D</m:t>
+          <m:t>dev</m:t>
+        </m:r>
+        <m:r>
+          <m:rPr>
+            <m:sty m:val="p"/>
+          </m:rPr>
+          <m:t>=</m:t>
+        </m:r>
+        <m:r>
+          <m:t>219.975</m:t>
         </m:r>
       </m:oMath>
       <w:r>
-        <w:t xml:space="preserve">.</w:t>
-      </w:r>
-      <w:r>
-        <w:t xml:space="preserve"> </w:t>
-      </w:r>
-      <w:r>
-        <w:t xml:space="preserve">Subtracting</w:t>
-      </w:r>
-      <w:r>
-        <w:t xml:space="preserve"> </w:t>
-      </w:r>
-      <m:oMath>
-        <m:r>
-          <m:t>2</m:t>
-        </m:r>
-        <m:sSub>
-          <m:e>
-            <m:r>
-              <m:t>ℓ</m:t>
-            </m:r>
-          </m:e>
-          <m:sub>
-            <m:r>
-              <m:rPr>
-                <m:sty m:val="p"/>
-              </m:rPr>
-              <m:t>s</m:t>
-            </m:r>
-            <m:r>
-              <m:rPr>
-                <m:sty m:val="p"/>
-              </m:rPr>
-              <m:t>a</m:t>
-            </m:r>
-            <m:r>
-              <m:rPr>
-                <m:sty m:val="p"/>
-              </m:rPr>
-              <m:t>t</m:t>
-            </m:r>
-          </m:sub>
-        </m:sSub>
-      </m:oMath>
-      <w:r>
-        <w:t xml:space="preserve"> </w:t>
-      </w:r>
-      <w:r>
-        <w:t xml:space="preserve">from both sides gives the claim.</w:t>
+        <w:t xml:space="preserve"> </w:t>
+      </w:r>
+      <w:r>
+        <w:t xml:space="preserve">on the individual babies.</w:t>
       </w:r>
     </w:p>
-    <w:bookmarkStart w:id="54" w:name="rem-deviance-shift"/>
+    <w:bookmarkEnd w:id="55"/>
+    <w:bookmarkStart w:id="56" w:name="exm-deviance-shift"/>
     <w:p>
       <w:pPr>
         <w:pStyle w:val="BodyText"/>
       </w:pPr>
       <w:r>
         <w:rPr>
-          <w:i/>
-          <w:iCs/>
-        </w:rPr>
-        <w:t xml:space="preserve">Remark 6</w:t>
-      </w:r>
-      <w:r>
-        <w:t xml:space="preserve"> (Why the shift does not change the drop in deviance). </w:t>
-      </w:r>
-      <w:r>
-        <w:t xml:space="preserve">The constant</w:t>
-      </w:r>
-      <w:r>
-        <w:t xml:space="preserve"> </w:t>
-      </w:r>
-      <m:oMath>
-        <m:r>
-          <m:t>2</m:t>
-        </m:r>
-        <m:sSub>
-          <m:e>
-            <m:r>
-              <m:t>ℓ</m:t>
-            </m:r>
-          </m:e>
-          <m:sub>
-            <m:r>
-              <m:rPr>
-                <m:sty m:val="p"/>
-              </m:rPr>
-              <m:t>s</m:t>
-            </m:r>
-            <m:r>
-              <m:rPr>
-                <m:sty m:val="p"/>
-              </m:rPr>
-              <m:t>a</m:t>
-            </m:r>
-            <m:r>
-              <m:rPr>
-                <m:sty m:val="p"/>
-              </m:rPr>
-              <m:t>t</m:t>
-            </m:r>
-          </m:sub>
-        </m:sSub>
-      </m:oMath>
-      <w:r>
-        <w:t xml:space="preserve"> </w:t>
-      </w:r>
-      <w:r>
-        <w:t xml:space="preserve">in</w:t>
+          <w:b/>
+          <w:bCs/>
+        </w:rPr>
+        <w:t xml:space="preserve">Example 8 (The shift between the two deviances)</w:t>
+      </w:r>
+      <w:r>
+        <w:t xml:space="preserve"> </w:t>
+      </w:r>
+      <w:r>
+        <w:t xml:space="preserve">For the two fits of</w:t>
+      </w:r>
+      <w:r>
+        <w:t xml:space="preserve"> </w:t>
+      </w:r>
+      <w:hyperlink w:anchor="exm-saturated-deviance">
+        <w:r>
+          <w:rPr>
+            <w:rStyle w:val="Hyperlink"/>
+          </w:rPr>
+          <w:t xml:space="preserve">Example 7</w:t>
+        </w:r>
+      </w:hyperlink>
+      <w:r>
+        <w:t xml:space="preserve">,</w:t>
       </w:r>
       <w:r>
         <w:t xml:space="preserve"> </w:t>
@@ -8311,1254 +10029,17 @@
         <w:t xml:space="preserve"> </w:t>
       </w:r>
       <w:r>
-        <w:t xml:space="preserve">is the same for every model fit to the same data, because the saturated model depends only on the data.</w:t>
-      </w:r>
-      <w:r>
-        <w:t xml:space="preserve"> </w:t>
-      </w:r>
-      <w:r>
-        <w:t xml:space="preserve">So the difference between the deviances of two models, such as the drop in deviance of</w:t>
-      </w:r>
-      <w:r>
-        <w:t xml:space="preserve"> </w:t>
-      </w:r>
-      <w:hyperlink w:anchor="thm-deviance-drop">
-        <w:r>
-          <w:rPr>
-            <w:rStyle w:val="Hyperlink"/>
-          </w:rPr>
-          <w:t xml:space="preserve">Theorem 1</w:t>
-        </w:r>
-      </w:hyperlink>
-      <w:r>
-        <w:t xml:space="preserve">, is the same whether it is computed from</w:t>
+        <w:t xml:space="preserve">says that</w:t>
       </w:r>
       <w:r>
         <w:t xml:space="preserve"> </w:t>
       </w:r>
       <m:oMath>
-        <m:r>
-          <m:t>D</m:t>
-        </m:r>
-      </m:oMath>
-      <w:r>
-        <w:t xml:space="preserve"> </w:t>
-      </w:r>
-      <w:r>
-        <w:t xml:space="preserve">or from</w:t>
-      </w:r>
-      <w:r>
-        <w:t xml:space="preserve"> </w:t>
-      </w:r>
-      <m:oMath>
-        <m:sSub>
-          <m:e>
-            <m:r>
-              <m:t>D</m:t>
-            </m:r>
-          </m:e>
-          <m:sub>
-            <m:r>
-              <m:rPr>
-                <m:sty m:val="p"/>
-              </m:rPr>
-              <m:t>s</m:t>
-            </m:r>
-            <m:r>
-              <m:rPr>
-                <m:sty m:val="p"/>
-              </m:rPr>
-              <m:t>a</m:t>
-            </m:r>
-            <m:r>
-              <m:rPr>
-                <m:sty m:val="p"/>
-              </m:rPr>
-              <m:t>t</m:t>
-            </m:r>
-          </m:sub>
-        </m:sSub>
-      </m:oMath>
-      <w:r>
-        <w:t xml:space="preserve">.</w:t>
-      </w:r>
-      <w:r>
-        <w:t xml:space="preserve"> </w:t>
-      </w:r>
-      <w:r>
-        <w:t xml:space="preserve">The two deviances differ in their size, though: when every pattern has one replicate, the saturated model fits every label exactly,</w:t>
-      </w:r>
-      <w:r>
-        <w:t xml:space="preserve"> </w:t>
-      </w:r>
-      <m:oMath>
-        <m:sSub>
-          <m:e>
-            <m:r>
-              <m:t>ℓ</m:t>
-            </m:r>
-          </m:e>
-          <m:sub>
-            <m:r>
-              <m:rPr>
-                <m:sty m:val="p"/>
-              </m:rPr>
-              <m:t>s</m:t>
-            </m:r>
-            <m:r>
-              <m:rPr>
-                <m:sty m:val="p"/>
-              </m:rPr>
-              <m:t>a</m:t>
-            </m:r>
-            <m:r>
-              <m:rPr>
-                <m:sty m:val="p"/>
-              </m:rPr>
-              <m:t>t</m:t>
-            </m:r>
-          </m:sub>
-        </m:sSub>
         <m:r>
           <m:rPr>
             <m:sty m:val="p"/>
           </m:rPr>
-          <m:t>=</m:t>
-        </m:r>
-        <m:r>
-          <m:t>0</m:t>
-        </m:r>
-      </m:oMath>
-      <w:r>
-        <w:t xml:space="preserve">, and</w:t>
-      </w:r>
-      <w:r>
-        <w:t xml:space="preserve"> </w:t>
-      </w:r>
-      <m:oMath>
-        <m:sSub>
-          <m:e>
-            <m:r>
-              <m:t>D</m:t>
-            </m:r>
-          </m:e>
-          <m:sub>
-            <m:r>
-              <m:rPr>
-                <m:sty m:val="p"/>
-              </m:rPr>
-              <m:t>s</m:t>
-            </m:r>
-            <m:r>
-              <m:rPr>
-                <m:sty m:val="p"/>
-              </m:rPr>
-              <m:t>a</m:t>
-            </m:r>
-            <m:r>
-              <m:rPr>
-                <m:sty m:val="p"/>
-              </m:rPr>
-              <m:t>t</m:t>
-            </m:r>
-          </m:sub>
-        </m:sSub>
-        <m:r>
-          <m:rPr>
-            <m:sty m:val="p"/>
-          </m:rPr>
-          <m:t>=</m:t>
-        </m:r>
-        <m:r>
-          <m:t>D</m:t>
-        </m:r>
-      </m:oMath>
-      <w:r>
-        <w:t xml:space="preserve">.</w:t>
-      </w:r>
-    </w:p>
-    <w:bookmarkEnd w:id="54"/>
-    <w:bookmarkStart w:id="55" w:name="exm-saturated-deviance"/>
-    <w:p>
-      <w:pPr>
-        <w:pStyle w:val="BodyText"/>
-      </w:pPr>
-      <w:r>
-        <w:rPr>
-          <w:b/>
-          <w:bCs/>
-        </w:rPr>
-        <w:t xml:space="preserve">Example 7 (The deviance of the low-birth-weight model, ungrouped and grouped)</w:t>
-      </w:r>
-      <w:r>
-        <w:t xml:space="preserve"> </w:t>
-      </w:r>
-      <w:r>
-        <w:t xml:space="preserve">Fit a logistic regression of low birth weight on smoking and race, once to the 189 individual babies</w:t>
-      </w:r>
-      <w:r>
-        <w:t xml:space="preserve"> </w:t>
-      </w:r>
-      <w:r>
-        <w:t xml:space="preserve">and once to the 6 grouped counts of</w:t>
-      </w:r>
-      <w:r>
-        <w:t xml:space="preserve"> </w:t>
-      </w:r>
-      <w:hyperlink w:anchor="exm-covariate-patterns">
-        <w:r>
-          <w:rPr>
-            <w:rStyle w:val="Hyperlink"/>
-          </w:rPr>
-          <w:t xml:space="preserve">Example 6</w:t>
-        </w:r>
-      </w:hyperlink>
-      <w:r>
-        <w:t xml:space="preserve">.</w:t>
-      </w:r>
-      <w:r>
-        <w:t xml:space="preserve"> </w:t>
-      </w:r>
-      <w:r>
-        <w:t xml:space="preserve">R’s</w:t>
-      </w:r>
-      <w:r>
-        <w:t xml:space="preserve"> </w:t>
-      </w:r>
-      <w:r>
-        <w:rPr>
-          <w:rStyle w:val="VerbatimChar"/>
-        </w:rPr>
-        <w:t xml:space="preserve">deviance()</w:t>
-      </w:r>
-      <w:r>
-        <w:t xml:space="preserve"> </w:t>
-      </w:r>
-      <w:r>
-        <w:t xml:space="preserve">is the deviance of</w:t>
-      </w:r>
-      <w:r>
-        <w:t xml:space="preserve"> </w:t>
-      </w:r>
-      <w:hyperlink w:anchor="def-deviance">
-        <w:r>
-          <w:rPr>
-            <w:rStyle w:val="Hyperlink"/>
-          </w:rPr>
-          <w:t xml:space="preserve">Definition 2</w:t>
-        </w:r>
-      </w:hyperlink>
-      <w:r>
-        <w:t xml:space="preserve"> </w:t>
-      </w:r>
-      <w:r>
-        <w:t xml:space="preserve">for the first fit</w:t>
-      </w:r>
-      <w:r>
-        <w:t xml:space="preserve"> </w:t>
-      </w:r>
-      <w:r>
-        <w:t xml:space="preserve">and the deviance relative to the saturated model of</w:t>
-      </w:r>
-      <w:r>
-        <w:t xml:space="preserve"> </w:t>
-      </w:r>
-      <w:hyperlink w:anchor="def-saturated-deviance">
-        <w:r>
-          <w:rPr>
-            <w:rStyle w:val="Hyperlink"/>
-          </w:rPr>
-          <w:t xml:space="preserve">Definition 8</w:t>
-        </w:r>
-      </w:hyperlink>
-      <w:r>
-        <w:t xml:space="preserve"> </w:t>
-      </w:r>
-      <w:r>
-        <w:t xml:space="preserve">for the second.</w:t>
-      </w:r>
-      <w:r>
-        <w:t xml:space="preserve"> </w:t>
-      </w:r>
-      <w:r>
-        <w:t xml:space="preserve">We check the second against</w:t>
-      </w:r>
-      <w:r>
-        <w:t xml:space="preserve"> </w:t>
-      </w:r>
-      <w:hyperlink w:anchor="eq-saturated-deviance-grouped">
-        <w:r>
-          <w:rPr>
-            <w:rStyle w:val="Hyperlink"/>
-          </w:rPr>
-          <w:t xml:space="preserve">Equation 6</w:t>
-        </w:r>
-      </w:hyperlink>
-      <w:r>
-        <w:t xml:space="preserve"> </w:t>
-      </w:r>
-      <w:r>
-        <w:t xml:space="preserve">computed by hand.</w:t>
-      </w:r>
-    </w:p>
-    <w:p>
-      <w:pPr>
-        <w:pStyle w:val="SourceCode"/>
-      </w:pPr>
-      <w:r>
-        <w:rPr>
-          <w:rStyle w:val="CommentTok"/>
-        </w:rPr>
-        <w:t xml:space="preserve"># fit to the individual babies</w:t>
-      </w:r>
-      <w:r>
-        <w:br/>
-      </w:r>
-      <w:r>
-        <w:rPr>
-          <w:rStyle w:val="NormalTok"/>
-        </w:rPr>
-        <w:t xml:space="preserve">bw_fit </w:t>
-      </w:r>
-      <w:r>
-        <w:rPr>
-          <w:rStyle w:val="OtherTok"/>
-        </w:rPr>
-        <w:t xml:space="preserve">&lt;-</w:t>
-      </w:r>
-      <w:r>
-        <w:rPr>
-          <w:rStyle w:val="NormalTok"/>
-        </w:rPr>
-        <w:t xml:space="preserve"> </w:t>
-      </w:r>
-      <w:r>
-        <w:rPr>
-          <w:rStyle w:val="FunctionTok"/>
-        </w:rPr>
-        <w:t xml:space="preserve">glm</w:t>
-      </w:r>
-      <w:r>
-        <w:rPr>
-          <w:rStyle w:val="NormalTok"/>
-        </w:rPr>
-        <w:t xml:space="preserve">(low </w:t>
-      </w:r>
-      <w:r>
-        <w:rPr>
-          <w:rStyle w:val="SpecialCharTok"/>
-        </w:rPr>
-        <w:t xml:space="preserve">~</w:t>
-      </w:r>
-      <w:r>
-        <w:rPr>
-          <w:rStyle w:val="NormalTok"/>
-        </w:rPr>
-        <w:t xml:space="preserve"> smoke </w:t>
-      </w:r>
-      <w:r>
-        <w:rPr>
-          <w:rStyle w:val="SpecialCharTok"/>
-        </w:rPr>
-        <w:t xml:space="preserve">+</w:t>
-      </w:r>
-      <w:r>
-        <w:rPr>
-          <w:rStyle w:val="NormalTok"/>
-        </w:rPr>
-        <w:t xml:space="preserve"> race, </w:t>
-      </w:r>
-      <w:r>
-        <w:rPr>
-          <w:rStyle w:val="AttributeTok"/>
-        </w:rPr>
-        <w:t xml:space="preserve">family =</w:t>
-      </w:r>
-      <w:r>
-        <w:rPr>
-          <w:rStyle w:val="NormalTok"/>
-        </w:rPr>
-        <w:t xml:space="preserve"> binomial, </w:t>
-      </w:r>
-      <w:r>
-        <w:rPr>
-          <w:rStyle w:val="AttributeTok"/>
-        </w:rPr>
-        <w:t xml:space="preserve">data =</w:t>
-      </w:r>
-      <w:r>
-        <w:rPr>
-          <w:rStyle w:val="NormalTok"/>
-        </w:rPr>
-        <w:t xml:space="preserve"> bw)</w:t>
-      </w:r>
-      <w:r>
-        <w:br/>
-      </w:r>
-      <w:r>
-        <w:rPr>
-          <w:rStyle w:val="CommentTok"/>
-        </w:rPr>
-        <w:t xml:space="preserve"># fit to the grouped counts: events and non-events at each pattern</w:t>
-      </w:r>
-      <w:r>
-        <w:br/>
-      </w:r>
-      <w:r>
-        <w:rPr>
-          <w:rStyle w:val="NormalTok"/>
-        </w:rPr>
-        <w:t xml:space="preserve">bw_fit_grouped </w:t>
-      </w:r>
-      <w:r>
-        <w:rPr>
-          <w:rStyle w:val="OtherTok"/>
-        </w:rPr>
-        <w:t xml:space="preserve">&lt;-</w:t>
-      </w:r>
-      <w:r>
-        <w:rPr>
-          <w:rStyle w:val="NormalTok"/>
-        </w:rPr>
-        <w:t xml:space="preserve"> </w:t>
-      </w:r>
-      <w:r>
-        <w:rPr>
-          <w:rStyle w:val="FunctionTok"/>
-        </w:rPr>
-        <w:t xml:space="preserve">glm</w:t>
-      </w:r>
-      <w:r>
-        <w:rPr>
-          <w:rStyle w:val="NormalTok"/>
-        </w:rPr>
-        <w:t xml:space="preserve">(</w:t>
-      </w:r>
-      <w:r>
-        <w:br/>
-      </w:r>
-      <w:r>
-        <w:rPr>
-          <w:rStyle w:val="NormalTok"/>
-        </w:rPr>
-        <w:t xml:space="preserve">  </w:t>
-      </w:r>
-      <w:r>
-        <w:rPr>
-          <w:rStyle w:val="FunctionTok"/>
-        </w:rPr>
-        <w:t xml:space="preserve">cbind</w:t>
-      </w:r>
-      <w:r>
-        <w:rPr>
-          <w:rStyle w:val="NormalTok"/>
-        </w:rPr>
-        <w:t xml:space="preserve">(nevents, nreps </w:t>
-      </w:r>
-      <w:r>
-        <w:rPr>
-          <w:rStyle w:val="SpecialCharTok"/>
-        </w:rPr>
-        <w:t xml:space="preserve">-</w:t>
-      </w:r>
-      <w:r>
-        <w:rPr>
-          <w:rStyle w:val="NormalTok"/>
-        </w:rPr>
-        <w:t xml:space="preserve"> nevents) </w:t>
-      </w:r>
-      <w:r>
-        <w:rPr>
-          <w:rStyle w:val="SpecialCharTok"/>
-        </w:rPr>
-        <w:t xml:space="preserve">~</w:t>
-      </w:r>
-      <w:r>
-        <w:rPr>
-          <w:rStyle w:val="NormalTok"/>
-        </w:rPr>
-        <w:t xml:space="preserve"> smoke </w:t>
-      </w:r>
-      <w:r>
-        <w:rPr>
-          <w:rStyle w:val="SpecialCharTok"/>
-        </w:rPr>
-        <w:t xml:space="preserve">+</w:t>
-      </w:r>
-      <w:r>
-        <w:rPr>
-          <w:rStyle w:val="NormalTok"/>
-        </w:rPr>
-        <w:t xml:space="preserve"> race,</w:t>
-      </w:r>
-      <w:r>
-        <w:br/>
-      </w:r>
-      <w:r>
-        <w:rPr>
-          <w:rStyle w:val="NormalTok"/>
-        </w:rPr>
-        <w:t xml:space="preserve">  </w:t>
-      </w:r>
-      <w:r>
-        <w:rPr>
-          <w:rStyle w:val="AttributeTok"/>
-        </w:rPr>
-        <w:t xml:space="preserve">family =</w:t>
-      </w:r>
-      <w:r>
-        <w:rPr>
-          <w:rStyle w:val="NormalTok"/>
-        </w:rPr>
-        <w:t xml:space="preserve"> binomial,</w:t>
-      </w:r>
-      <w:r>
-        <w:br/>
-      </w:r>
-      <w:r>
-        <w:rPr>
-          <w:rStyle w:val="NormalTok"/>
-        </w:rPr>
-        <w:t xml:space="preserve">  </w:t>
-      </w:r>
-      <w:r>
-        <w:rPr>
-          <w:rStyle w:val="AttributeTok"/>
-        </w:rPr>
-        <w:t xml:space="preserve">data =</w:t>
-      </w:r>
-      <w:r>
-        <w:rPr>
-          <w:rStyle w:val="NormalTok"/>
-        </w:rPr>
-        <w:t xml:space="preserve"> bw_grouped</w:t>
-      </w:r>
-      <w:r>
-        <w:br/>
-      </w:r>
-      <w:r>
-        <w:rPr>
-          <w:rStyle w:val="NormalTok"/>
-        </w:rPr>
-        <w:t xml:space="preserve">)</w:t>
-      </w:r>
-      <w:r>
-        <w:br/>
-      </w:r>
-      <w:r>
-        <w:rPr>
-          <w:rStyle w:val="CommentTok"/>
-        </w:rPr>
-        <w:t xml:space="preserve"># fitted probability at each pattern</w:t>
-      </w:r>
-      <w:r>
-        <w:br/>
-      </w:r>
-      <w:r>
-        <w:rPr>
-          <w:rStyle w:val="NormalTok"/>
-        </w:rPr>
-        <w:t xml:space="preserve">bw_phat </w:t>
-      </w:r>
-      <w:r>
-        <w:rPr>
-          <w:rStyle w:val="OtherTok"/>
-        </w:rPr>
-        <w:t xml:space="preserve">&lt;-</w:t>
-      </w:r>
-      <w:r>
-        <w:rPr>
-          <w:rStyle w:val="NormalTok"/>
-        </w:rPr>
-        <w:t xml:space="preserve"> </w:t>
-      </w:r>
-      <w:r>
-        <w:rPr>
-          <w:rStyle w:val="FunctionTok"/>
-        </w:rPr>
-        <w:t xml:space="preserve">fitted</w:t>
-      </w:r>
-      <w:r>
-        <w:rPr>
-          <w:rStyle w:val="NormalTok"/>
-        </w:rPr>
-        <w:t xml:space="preserve">(bw_fit_grouped)</w:t>
-      </w:r>
-      <w:r>
-        <w:br/>
-      </w:r>
-      <w:r>
-        <w:rPr>
-          <w:rStyle w:val="CommentTok"/>
-        </w:rPr>
-        <w:t xml:space="preserve"># one term of the grouped formula; a zero count contributes 0</w:t>
-      </w:r>
-      <w:r>
-        <w:br/>
-      </w:r>
-      <w:r>
-        <w:rPr>
-          <w:rStyle w:val="NormalTok"/>
-        </w:rPr>
-        <w:t xml:space="preserve">bw_term </w:t>
-      </w:r>
-      <w:r>
-        <w:rPr>
-          <w:rStyle w:val="OtherTok"/>
-        </w:rPr>
-        <w:t xml:space="preserve">&lt;-</w:t>
-      </w:r>
-      <w:r>
-        <w:rPr>
-          <w:rStyle w:val="NormalTok"/>
-        </w:rPr>
-        <w:t xml:space="preserve"> </w:t>
-      </w:r>
-      <w:r>
-        <w:rPr>
-          <w:rStyle w:val="ControlFlowTok"/>
-        </w:rPr>
-        <w:t xml:space="preserve">function</w:t>
-      </w:r>
-      <w:r>
-        <w:rPr>
-          <w:rStyle w:val="NormalTok"/>
-        </w:rPr>
-        <w:t xml:space="preserve">(count, expected) {</w:t>
-      </w:r>
-      <w:r>
-        <w:br/>
-      </w:r>
-      <w:r>
-        <w:rPr>
-          <w:rStyle w:val="NormalTok"/>
-        </w:rPr>
-        <w:t xml:space="preserve">  </w:t>
-      </w:r>
-      <w:r>
-        <w:rPr>
-          <w:rStyle w:val="FunctionTok"/>
-        </w:rPr>
-        <w:t xml:space="preserve">ifelse</w:t>
-      </w:r>
-      <w:r>
-        <w:rPr>
-          <w:rStyle w:val="NormalTok"/>
-        </w:rPr>
-        <w:t xml:space="preserve">(count </w:t>
-      </w:r>
-      <w:r>
-        <w:rPr>
-          <w:rStyle w:val="SpecialCharTok"/>
-        </w:rPr>
-        <w:t xml:space="preserve">==</w:t>
-      </w:r>
-      <w:r>
-        <w:rPr>
-          <w:rStyle w:val="NormalTok"/>
-        </w:rPr>
-        <w:t xml:space="preserve"> </w:t>
-      </w:r>
-      <w:r>
-        <w:rPr>
-          <w:rStyle w:val="DecValTok"/>
-        </w:rPr>
-        <w:t xml:space="preserve">0</w:t>
-      </w:r>
-      <w:r>
-        <w:rPr>
-          <w:rStyle w:val="NormalTok"/>
-        </w:rPr>
-        <w:t xml:space="preserve">, </w:t>
-      </w:r>
-      <w:r>
-        <w:rPr>
-          <w:rStyle w:val="DecValTok"/>
-        </w:rPr>
-        <w:t xml:space="preserve">0</w:t>
-      </w:r>
-      <w:r>
-        <w:rPr>
-          <w:rStyle w:val="NormalTok"/>
-        </w:rPr>
-        <w:t xml:space="preserve">, count </w:t>
-      </w:r>
-      <w:r>
-        <w:rPr>
-          <w:rStyle w:val="SpecialCharTok"/>
-        </w:rPr>
-        <w:t xml:space="preserve">*</w:t>
-      </w:r>
-      <w:r>
-        <w:rPr>
-          <w:rStyle w:val="NormalTok"/>
-        </w:rPr>
-        <w:t xml:space="preserve"> </w:t>
-      </w:r>
-      <w:r>
-        <w:rPr>
-          <w:rStyle w:val="FunctionTok"/>
-        </w:rPr>
-        <w:t xml:space="preserve">log</w:t>
-      </w:r>
-      <w:r>
-        <w:rPr>
-          <w:rStyle w:val="NormalTok"/>
-        </w:rPr>
-        <w:t xml:space="preserve">(count </w:t>
-      </w:r>
-      <w:r>
-        <w:rPr>
-          <w:rStyle w:val="SpecialCharTok"/>
-        </w:rPr>
-        <w:t xml:space="preserve">/</w:t>
-      </w:r>
-      <w:r>
-        <w:rPr>
-          <w:rStyle w:val="NormalTok"/>
-        </w:rPr>
-        <w:t xml:space="preserve"> expected))</w:t>
-      </w:r>
-      <w:r>
-        <w:br/>
-      </w:r>
-      <w:r>
-        <w:rPr>
-          <w:rStyle w:val="NormalTok"/>
-        </w:rPr>
-        <w:t xml:space="preserve">}</w:t>
-      </w:r>
-      <w:r>
-        <w:br/>
-      </w:r>
-      <w:r>
-        <w:rPr>
-          <w:rStyle w:val="NormalTok"/>
-        </w:rPr>
-        <w:t xml:space="preserve">bw_sat_dev_hand </w:t>
-      </w:r>
-      <w:r>
-        <w:rPr>
-          <w:rStyle w:val="OtherTok"/>
-        </w:rPr>
-        <w:t xml:space="preserve">&lt;-</w:t>
-      </w:r>
-      <w:r>
-        <w:rPr>
-          <w:rStyle w:val="NormalTok"/>
-        </w:rPr>
-        <w:t xml:space="preserve"> </w:t>
-      </w:r>
-      <w:r>
-        <w:rPr>
-          <w:rStyle w:val="DecValTok"/>
-        </w:rPr>
-        <w:t xml:space="preserve">2</w:t>
-      </w:r>
-      <w:r>
-        <w:rPr>
-          <w:rStyle w:val="NormalTok"/>
-        </w:rPr>
-        <w:t xml:space="preserve"> </w:t>
-      </w:r>
-      <w:r>
-        <w:rPr>
-          <w:rStyle w:val="SpecialCharTok"/>
-        </w:rPr>
-        <w:t xml:space="preserve">*</w:t>
-      </w:r>
-      <w:r>
-        <w:rPr>
-          <w:rStyle w:val="NormalTok"/>
-        </w:rPr>
-        <w:t xml:space="preserve"> </w:t>
-      </w:r>
-      <w:r>
-        <w:rPr>
-          <w:rStyle w:val="FunctionTok"/>
-        </w:rPr>
-        <w:t xml:space="preserve">sum</w:t>
-      </w:r>
-      <w:r>
-        <w:rPr>
-          <w:rStyle w:val="NormalTok"/>
-        </w:rPr>
-        <w:t xml:space="preserve">(</w:t>
-      </w:r>
-      <w:r>
-        <w:br/>
-      </w:r>
-      <w:r>
-        <w:rPr>
-          <w:rStyle w:val="NormalTok"/>
-        </w:rPr>
-        <w:t xml:space="preserve">  </w:t>
-      </w:r>
-      <w:r>
-        <w:rPr>
-          <w:rStyle w:val="FunctionTok"/>
-        </w:rPr>
-        <w:t xml:space="preserve">bw_term</w:t>
-      </w:r>
-      <w:r>
-        <w:rPr>
-          <w:rStyle w:val="NormalTok"/>
-        </w:rPr>
-        <w:t xml:space="preserve">(bw_grouped</w:t>
-      </w:r>
-      <w:r>
-        <w:rPr>
-          <w:rStyle w:val="SpecialCharTok"/>
-        </w:rPr>
-        <w:t xml:space="preserve">$</w:t>
-      </w:r>
-      <w:r>
-        <w:rPr>
-          <w:rStyle w:val="NormalTok"/>
-        </w:rPr>
-        <w:t xml:space="preserve">nevents, bw_grouped</w:t>
-      </w:r>
-      <w:r>
-        <w:rPr>
-          <w:rStyle w:val="SpecialCharTok"/>
-        </w:rPr>
-        <w:t xml:space="preserve">$</w:t>
-      </w:r>
-      <w:r>
-        <w:rPr>
-          <w:rStyle w:val="NormalTok"/>
-        </w:rPr>
-        <w:t xml:space="preserve">nreps </w:t>
-      </w:r>
-      <w:r>
-        <w:rPr>
-          <w:rStyle w:val="SpecialCharTok"/>
-        </w:rPr>
-        <w:t xml:space="preserve">*</w:t>
-      </w:r>
-      <w:r>
-        <w:rPr>
-          <w:rStyle w:val="NormalTok"/>
-        </w:rPr>
-        <w:t xml:space="preserve"> bw_phat) </w:t>
-      </w:r>
-      <w:r>
-        <w:rPr>
-          <w:rStyle w:val="SpecialCharTok"/>
-        </w:rPr>
-        <w:t xml:space="preserve">+</w:t>
-      </w:r>
-      <w:r>
-        <w:br/>
-      </w:r>
-      <w:r>
-        <w:rPr>
-          <w:rStyle w:val="NormalTok"/>
-        </w:rPr>
-        <w:t xml:space="preserve">    </w:t>
-      </w:r>
-      <w:r>
-        <w:rPr>
-          <w:rStyle w:val="FunctionTok"/>
-        </w:rPr>
-        <w:t xml:space="preserve">bw_term</w:t>
-      </w:r>
-      <w:r>
-        <w:rPr>
-          <w:rStyle w:val="NormalTok"/>
-        </w:rPr>
-        <w:t xml:space="preserve">(</w:t>
-      </w:r>
-      <w:r>
-        <w:br/>
-      </w:r>
-      <w:r>
-        <w:rPr>
-          <w:rStyle w:val="NormalTok"/>
-        </w:rPr>
-        <w:t xml:space="preserve">      bw_grouped</w:t>
-      </w:r>
-      <w:r>
-        <w:rPr>
-          <w:rStyle w:val="SpecialCharTok"/>
-        </w:rPr>
-        <w:t xml:space="preserve">$</w:t>
-      </w:r>
-      <w:r>
-        <w:rPr>
-          <w:rStyle w:val="NormalTok"/>
-        </w:rPr>
-        <w:t xml:space="preserve">nreps </w:t>
-      </w:r>
-      <w:r>
-        <w:rPr>
-          <w:rStyle w:val="SpecialCharTok"/>
-        </w:rPr>
-        <w:t xml:space="preserve">-</w:t>
-      </w:r>
-      <w:r>
-        <w:rPr>
-          <w:rStyle w:val="NormalTok"/>
-        </w:rPr>
-        <w:t xml:space="preserve"> bw_grouped</w:t>
-      </w:r>
-      <w:r>
-        <w:rPr>
-          <w:rStyle w:val="SpecialCharTok"/>
-        </w:rPr>
-        <w:t xml:space="preserve">$</w:t>
-      </w:r>
-      <w:r>
-        <w:rPr>
-          <w:rStyle w:val="NormalTok"/>
-        </w:rPr>
-        <w:t xml:space="preserve">nevents,</w:t>
-      </w:r>
-      <w:r>
-        <w:br/>
-      </w:r>
-      <w:r>
-        <w:rPr>
-          <w:rStyle w:val="NormalTok"/>
-        </w:rPr>
-        <w:t xml:space="preserve">      bw_grouped</w:t>
-      </w:r>
-      <w:r>
-        <w:rPr>
-          <w:rStyle w:val="SpecialCharTok"/>
-        </w:rPr>
-        <w:t xml:space="preserve">$</w:t>
-      </w:r>
-      <w:r>
-        <w:rPr>
-          <w:rStyle w:val="NormalTok"/>
-        </w:rPr>
-        <w:t xml:space="preserve">nreps </w:t>
-      </w:r>
-      <w:r>
-        <w:rPr>
-          <w:rStyle w:val="SpecialCharTok"/>
-        </w:rPr>
-        <w:t xml:space="preserve">*</w:t>
-      </w:r>
-      <w:r>
-        <w:rPr>
-          <w:rStyle w:val="NormalTok"/>
-        </w:rPr>
-        <w:t xml:space="preserve"> (</w:t>
-      </w:r>
-      <w:r>
-        <w:rPr>
-          <w:rStyle w:val="DecValTok"/>
-        </w:rPr>
-        <w:t xml:space="preserve">1</w:t>
-      </w:r>
-      <w:r>
-        <w:rPr>
-          <w:rStyle w:val="NormalTok"/>
-        </w:rPr>
-        <w:t xml:space="preserve"> </w:t>
-      </w:r>
-      <w:r>
-        <w:rPr>
-          <w:rStyle w:val="SpecialCharTok"/>
-        </w:rPr>
-        <w:t xml:space="preserve">-</w:t>
-      </w:r>
-      <w:r>
-        <w:rPr>
-          <w:rStyle w:val="NormalTok"/>
-        </w:rPr>
-        <w:t xml:space="preserve"> bw_phat)</w:t>
-      </w:r>
-      <w:r>
-        <w:br/>
-      </w:r>
-      <w:r>
-        <w:rPr>
-          <w:rStyle w:val="NormalTok"/>
-        </w:rPr>
-        <w:t xml:space="preserve">    )</w:t>
-      </w:r>
-      <w:r>
-        <w:br/>
-      </w:r>
-      <w:r>
-        <w:rPr>
-          <w:rStyle w:val="NormalTok"/>
-        </w:rPr>
-        <w:t xml:space="preserve">)</w:t>
-      </w:r>
-      <w:r>
-        <w:br/>
-      </w:r>
-      <w:r>
-        <w:rPr>
-          <w:rStyle w:val="FunctionTok"/>
-        </w:rPr>
-        <w:t xml:space="preserve">c</w:t>
-      </w:r>
-      <w:r>
-        <w:rPr>
-          <w:rStyle w:val="NormalTok"/>
-        </w:rPr>
-        <w:t xml:space="preserve">(</w:t>
-      </w:r>
-      <w:r>
-        <w:br/>
-      </w:r>
-      <w:r>
-        <w:rPr>
-          <w:rStyle w:val="NormalTok"/>
-        </w:rPr>
-        <w:t xml:space="preserve">  </w:t>
-      </w:r>
-      <w:r>
-        <w:rPr>
-          <w:rStyle w:val="AttributeTok"/>
-        </w:rPr>
-        <w:t xml:space="preserve">by_hand =</w:t>
-      </w:r>
-      <w:r>
-        <w:rPr>
-          <w:rStyle w:val="NormalTok"/>
-        </w:rPr>
-        <w:t xml:space="preserve"> bw_sat_dev_hand,</w:t>
-      </w:r>
-      <w:r>
-        <w:br/>
-      </w:r>
-      <w:r>
-        <w:rPr>
-          <w:rStyle w:val="NormalTok"/>
-        </w:rPr>
-        <w:t xml:space="preserve">  </w:t>
-      </w:r>
-      <w:r>
-        <w:rPr>
-          <w:rStyle w:val="AttributeTok"/>
-        </w:rPr>
-        <w:t xml:space="preserve">glm_grouped =</w:t>
-      </w:r>
-      <w:r>
-        <w:rPr>
-          <w:rStyle w:val="NormalTok"/>
-        </w:rPr>
-        <w:t xml:space="preserve"> </w:t>
-      </w:r>
-      <w:r>
-        <w:rPr>
-          <w:rStyle w:val="FunctionTok"/>
-        </w:rPr>
-        <w:t xml:space="preserve">deviance</w:t>
-      </w:r>
-      <w:r>
-        <w:rPr>
-          <w:rStyle w:val="NormalTok"/>
-        </w:rPr>
-        <w:t xml:space="preserve">(bw_fit_grouped),</w:t>
-      </w:r>
-      <w:r>
-        <w:br/>
-      </w:r>
-      <w:r>
-        <w:rPr>
-          <w:rStyle w:val="NormalTok"/>
-        </w:rPr>
-        <w:t xml:space="preserve">  </w:t>
-      </w:r>
-      <w:r>
-        <w:rPr>
-          <w:rStyle w:val="AttributeTok"/>
-        </w:rPr>
-        <w:t xml:space="preserve">glm_ungrouped =</w:t>
-      </w:r>
-      <w:r>
-        <w:rPr>
-          <w:rStyle w:val="NormalTok"/>
-        </w:rPr>
-        <w:t xml:space="preserve"> </w:t>
-      </w:r>
-      <w:r>
-        <w:rPr>
-          <w:rStyle w:val="FunctionTok"/>
-        </w:rPr>
-        <w:t xml:space="preserve">deviance</w:t>
-      </w:r>
-      <w:r>
-        <w:rPr>
-          <w:rStyle w:val="NormalTok"/>
-        </w:rPr>
-        <w:t xml:space="preserve">(bw_fit)</w:t>
-      </w:r>
-      <w:r>
-        <w:br/>
-      </w:r>
-      <w:r>
-        <w:rPr>
-          <w:rStyle w:val="NormalTok"/>
-        </w:rPr>
-        <w:t xml:space="preserve">)</w:t>
-      </w:r>
-      <w:r>
-        <w:br/>
-      </w:r>
-      <w:r>
-        <w:rPr>
-          <w:rStyle w:val="CommentTok"/>
-        </w:rPr>
-        <w:t xml:space="preserve">#&gt;       by_hand   glm_grouped glm_ungrouped </w:t>
-      </w:r>
-      <w:r>
-        <w:br/>
-      </w:r>
-      <w:r>
-        <w:rPr>
-          <w:rStyle w:val="CommentTok"/>
-        </w:rPr>
-        <w:t xml:space="preserve">#&gt;       3.15694       3.15694     219.97471</w:t>
-      </w:r>
-    </w:p>
-    <w:p>
-      <w:pPr>
-        <w:pStyle w:val="FirstParagraph"/>
-      </w:pPr>
-      <w:r>
-        <w:t xml:space="preserve">The deviance relative to the saturated model is</w:t>
-      </w:r>
-      <w:r>
-        <w:t xml:space="preserve"> </w:t>
-      </w:r>
-      <m:oMath>
-        <m:sSub>
-          <m:e>
-            <m:r>
-              <m:t>D</m:t>
-            </m:r>
-          </m:e>
-          <m:sub>
-            <m:r>
-              <m:rPr>
-                <m:sty m:val="p"/>
-              </m:rPr>
-              <m:t>s</m:t>
-            </m:r>
-            <m:r>
-              <m:rPr>
-                <m:sty m:val="p"/>
-              </m:rPr>
-              <m:t>a</m:t>
-            </m:r>
-            <m:r>
-              <m:rPr>
-                <m:sty m:val="p"/>
-              </m:rPr>
-              <m:t>t</m:t>
-            </m:r>
-          </m:sub>
-        </m:sSub>
-        <m:r>
-          <m:rPr>
-            <m:sty m:val="p"/>
-          </m:rPr>
-          <m:t>=</m:t>
-        </m:r>
-        <m:r>
-          <m:t>3.157</m:t>
-        </m:r>
-      </m:oMath>
-      <w:r>
-        <w:t xml:space="preserve"> </w:t>
-      </w:r>
-      <w:r>
-        <w:t xml:space="preserve">on the grouped counts,</w:t>
-      </w:r>
-      <w:r>
-        <w:t xml:space="preserve"> </w:t>
-      </w:r>
-      <w:r>
-        <w:t xml:space="preserve">and the deviance is</w:t>
-      </w:r>
-      <w:r>
-        <w:t xml:space="preserve"> </w:t>
-      </w:r>
-      <m:oMath>
-        <m:r>
-          <m:t>D</m:t>
-        </m:r>
-        <m:r>
-          <m:rPr>
-            <m:sty m:val="p"/>
-          </m:rPr>
-          <m:t>=</m:t>
-        </m:r>
-        <m:r>
-          <m:t>219.975</m:t>
-        </m:r>
-      </m:oMath>
-      <w:r>
-        <w:t xml:space="preserve"> </w:t>
-      </w:r>
-      <w:r>
-        <w:t xml:space="preserve">on the individual babies.</w:t>
-      </w:r>
-    </w:p>
-    <w:bookmarkEnd w:id="55"/>
-    <w:bookmarkStart w:id="56" w:name="exm-deviance-shift"/>
-    <w:p>
-      <w:pPr>
-        <w:pStyle w:val="BodyText"/>
-      </w:pPr>
-      <w:r>
-        <w:rPr>
-          <w:b/>
-          <w:bCs/>
-        </w:rPr>
-        <w:t xml:space="preserve">Example 8 (The shift between the two deviances)</w:t>
-      </w:r>
-      <w:r>
-        <w:t xml:space="preserve"> </w:t>
-      </w:r>
-      <w:r>
-        <w:t xml:space="preserve">For the two fits of</w:t>
-      </w:r>
-      <w:r>
-        <w:t xml:space="preserve"> </w:t>
-      </w:r>
-      <w:hyperlink w:anchor="exm-saturated-deviance">
-        <w:r>
-          <w:rPr>
-            <w:rStyle w:val="Hyperlink"/>
-          </w:rPr>
-          <w:t xml:space="preserve">Example 7</w:t>
-        </w:r>
-      </w:hyperlink>
-      <w:r>
-        <w:t xml:space="preserve">,</w:t>
-      </w:r>
-      <w:r>
-        <w:t xml:space="preserve"> </w:t>
-      </w:r>
-      <w:hyperlink w:anchor="cor-deviance-shift">
-        <w:r>
-          <w:rPr>
-            <w:rStyle w:val="Hyperlink"/>
-          </w:rPr>
-          <w:t xml:space="preserve">Corollary 2</w:t>
-        </w:r>
-      </w:hyperlink>
-      <w:r>
-        <w:t xml:space="preserve"> </w:t>
-      </w:r>
-      <w:r>
-        <w:t xml:space="preserve">says that</w:t>
-      </w:r>
-      <w:r>
-        <w:t xml:space="preserve"> </w:t>
-      </w:r>
-      <m:oMath>
-        <m:r>
-          <m:t>D</m:t>
+          <m:t>dev</m:t>
         </m:r>
         <m:r>
           <m:rPr>
@@ -9569,7 +10050,10 @@
         <m:sSub>
           <m:e>
             <m:r>
-              <m:t>D</m:t>
+              <m:rPr>
+                <m:sty m:val="p"/>
+              </m:rPr>
+              <m:t>dev</m:t>
             </m:r>
           </m:e>
           <m:sub>
